--- a/docs/report/SDACS_Final_Report_v7_Easy.docx
+++ b/docs/report/SDACS_Final_Report_v7_Easy.docx
@@ -98,6 +98,8 @@
     </w:p>
     <w:p>
       <w:pPr>
+        <w:keepNext/>
+        <w:spacing w:before="120" w:after="40"/>
         <w:jc w:val="center"/>
       </w:pPr>
       <w:r>
@@ -137,6 +139,8 @@
     </w:p>
     <w:p>
       <w:pPr>
+        <w:keepLines/>
+        <w:spacing w:before="0" w:after="200"/>
         <w:jc w:val="center"/>
       </w:pPr>
       <w:r>
@@ -615,6 +619,8 @@
     </w:p>
     <w:p>
       <w:pPr>
+        <w:keepNext/>
+        <w:spacing w:before="120" w:after="40"/>
         <w:jc w:val="center"/>
       </w:pPr>
       <w:r>
@@ -654,6 +660,8 @@
     </w:p>
     <w:p>
       <w:pPr>
+        <w:keepLines/>
+        <w:spacing w:before="0" w:after="200"/>
         <w:jc w:val="center"/>
       </w:pPr>
       <w:r>
@@ -667,6 +675,8 @@
     </w:p>
     <w:p>
       <w:pPr>
+        <w:keepNext/>
+        <w:spacing w:before="120" w:after="40"/>
         <w:jc w:val="center"/>
       </w:pPr>
       <w:r>
@@ -706,6 +716,8 @@
     </w:p>
     <w:p>
       <w:pPr>
+        <w:keepLines/>
+        <w:spacing w:before="0" w:after="200"/>
         <w:jc w:val="center"/>
       </w:pPr>
       <w:r>
@@ -740,6 +752,9 @@
         <w:gridCol w:w="2880"/>
       </w:tblGrid>
       <w:tr>
+        <w:trPr>
+          <w:cantSplit/>
+        </w:trPr>
         <w:tc>
           <w:tcPr>
             <w:tcW w:type="dxa" w:w="2880"/>
@@ -784,6 +799,9 @@
         </w:tc>
       </w:tr>
       <w:tr>
+        <w:trPr>
+          <w:cantSplit/>
+        </w:trPr>
         <w:tc>
           <w:tcPr>
             <w:tcW w:type="dxa" w:w="2880"/>
@@ -825,6 +843,9 @@
         </w:tc>
       </w:tr>
       <w:tr>
+        <w:trPr>
+          <w:cantSplit/>
+        </w:trPr>
         <w:tc>
           <w:tcPr>
             <w:tcW w:type="dxa" w:w="2880"/>
@@ -866,6 +887,9 @@
         </w:tc>
       </w:tr>
       <w:tr>
+        <w:trPr>
+          <w:cantSplit/>
+        </w:trPr>
         <w:tc>
           <w:tcPr>
             <w:tcW w:type="dxa" w:w="2880"/>
@@ -907,6 +931,9 @@
         </w:tc>
       </w:tr>
       <w:tr>
+        <w:trPr>
+          <w:cantSplit/>
+        </w:trPr>
         <w:tc>
           <w:tcPr>
             <w:tcW w:type="dxa" w:w="2880"/>
@@ -948,6 +975,9 @@
         </w:tc>
       </w:tr>
       <w:tr>
+        <w:trPr>
+          <w:cantSplit/>
+        </w:trPr>
         <w:tc>
           <w:tcPr>
             <w:tcW w:type="dxa" w:w="2880"/>
@@ -1039,6 +1069,9 @@
         <w:gridCol w:w="2880"/>
       </w:tblGrid>
       <w:tr>
+        <w:trPr>
+          <w:cantSplit/>
+        </w:trPr>
         <w:tc>
           <w:tcPr>
             <w:tcW w:type="dxa" w:w="2880"/>
@@ -1083,6 +1116,9 @@
         </w:tc>
       </w:tr>
       <w:tr>
+        <w:trPr>
+          <w:cantSplit/>
+        </w:trPr>
         <w:tc>
           <w:tcPr>
             <w:tcW w:type="dxa" w:w="2880"/>
@@ -1124,6 +1160,9 @@
         </w:tc>
       </w:tr>
       <w:tr>
+        <w:trPr>
+          <w:cantSplit/>
+        </w:trPr>
         <w:tc>
           <w:tcPr>
             <w:tcW w:type="dxa" w:w="2880"/>
@@ -1165,6 +1204,9 @@
         </w:tc>
       </w:tr>
       <w:tr>
+        <w:trPr>
+          <w:cantSplit/>
+        </w:trPr>
         <w:tc>
           <w:tcPr>
             <w:tcW w:type="dxa" w:w="2880"/>
@@ -1206,6 +1248,9 @@
         </w:tc>
       </w:tr>
       <w:tr>
+        <w:trPr>
+          <w:cantSplit/>
+        </w:trPr>
         <w:tc>
           <w:tcPr>
             <w:tcW w:type="dxa" w:w="2880"/>
@@ -1331,6 +1376,8 @@
     </w:p>
     <w:p>
       <w:pPr>
+        <w:keepNext/>
+        <w:spacing w:before="120" w:after="40"/>
         <w:jc w:val="center"/>
       </w:pPr>
       <w:r>
@@ -1370,6 +1417,8 @@
     </w:p>
     <w:p>
       <w:pPr>
+        <w:keepLines/>
+        <w:spacing w:before="0" w:after="200"/>
         <w:jc w:val="center"/>
       </w:pPr>
       <w:r>
@@ -1472,6 +1521,9 @@
         <w:gridCol w:w="2160"/>
       </w:tblGrid>
       <w:tr>
+        <w:trPr>
+          <w:cantSplit/>
+        </w:trPr>
         <w:tc>
           <w:tcPr>
             <w:tcW w:type="dxa" w:w="2160"/>
@@ -1530,6 +1582,9 @@
         </w:tc>
       </w:tr>
       <w:tr>
+        <w:trPr>
+          <w:cantSplit/>
+        </w:trPr>
         <w:tc>
           <w:tcPr>
             <w:tcW w:type="dxa" w:w="2160"/>
@@ -1584,6 +1639,9 @@
         </w:tc>
       </w:tr>
       <w:tr>
+        <w:trPr>
+          <w:cantSplit/>
+        </w:trPr>
         <w:tc>
           <w:tcPr>
             <w:tcW w:type="dxa" w:w="2160"/>
@@ -1638,6 +1696,9 @@
         </w:tc>
       </w:tr>
       <w:tr>
+        <w:trPr>
+          <w:cantSplit/>
+        </w:trPr>
         <w:tc>
           <w:tcPr>
             <w:tcW w:type="dxa" w:w="2160"/>
@@ -1692,6 +1753,9 @@
         </w:tc>
       </w:tr>
       <w:tr>
+        <w:trPr>
+          <w:cantSplit/>
+        </w:trPr>
         <w:tc>
           <w:tcPr>
             <w:tcW w:type="dxa" w:w="2160"/>
@@ -1771,6 +1835,9 @@
         <w:gridCol w:w="4320"/>
       </w:tblGrid>
       <w:tr>
+        <w:trPr>
+          <w:cantSplit/>
+        </w:trPr>
         <w:tc>
           <w:tcPr>
             <w:tcW w:type="dxa" w:w="4320"/>
@@ -1801,6 +1868,9 @@
         </w:tc>
       </w:tr>
       <w:tr>
+        <w:trPr>
+          <w:cantSplit/>
+        </w:trPr>
         <w:tc>
           <w:tcPr>
             <w:tcW w:type="dxa" w:w="4320"/>
@@ -1829,6 +1899,9 @@
         </w:tc>
       </w:tr>
       <w:tr>
+        <w:trPr>
+          <w:cantSplit/>
+        </w:trPr>
         <w:tc>
           <w:tcPr>
             <w:tcW w:type="dxa" w:w="4320"/>
@@ -1857,6 +1930,9 @@
         </w:tc>
       </w:tr>
       <w:tr>
+        <w:trPr>
+          <w:cantSplit/>
+        </w:trPr>
         <w:tc>
           <w:tcPr>
             <w:tcW w:type="dxa" w:w="4320"/>
@@ -1885,6 +1961,9 @@
         </w:tc>
       </w:tr>
       <w:tr>
+        <w:trPr>
+          <w:cantSplit/>
+        </w:trPr>
         <w:tc>
           <w:tcPr>
             <w:tcW w:type="dxa" w:w="4320"/>
@@ -1947,6 +2026,8 @@
     </w:p>
     <w:p>
       <w:pPr>
+        <w:keepNext/>
+        <w:spacing w:before="120" w:after="40"/>
         <w:jc w:val="center"/>
       </w:pPr>
       <w:r>
@@ -1986,6 +2067,8 @@
     </w:p>
     <w:p>
       <w:pPr>
+        <w:keepLines/>
+        <w:spacing w:before="0" w:after="200"/>
         <w:jc w:val="center"/>
       </w:pPr>
       <w:r>
@@ -2016,6 +2099,9 @@
         <w:gridCol w:w="2160"/>
       </w:tblGrid>
       <w:tr>
+        <w:trPr>
+          <w:cantSplit/>
+        </w:trPr>
         <w:tc>
           <w:tcPr>
             <w:tcW w:type="dxa" w:w="2160"/>
@@ -2074,6 +2160,9 @@
         </w:tc>
       </w:tr>
       <w:tr>
+        <w:trPr>
+          <w:cantSplit/>
+        </w:trPr>
         <w:tc>
           <w:tcPr>
             <w:tcW w:type="dxa" w:w="2160"/>
@@ -2128,6 +2217,9 @@
         </w:tc>
       </w:tr>
       <w:tr>
+        <w:trPr>
+          <w:cantSplit/>
+        </w:trPr>
         <w:tc>
           <w:tcPr>
             <w:tcW w:type="dxa" w:w="2160"/>
@@ -2182,6 +2274,9 @@
         </w:tc>
       </w:tr>
       <w:tr>
+        <w:trPr>
+          <w:cantSplit/>
+        </w:trPr>
         <w:tc>
           <w:tcPr>
             <w:tcW w:type="dxa" w:w="2160"/>
@@ -2236,6 +2331,9 @@
         </w:tc>
       </w:tr>
       <w:tr>
+        <w:trPr>
+          <w:cantSplit/>
+        </w:trPr>
         <w:tc>
           <w:tcPr>
             <w:tcW w:type="dxa" w:w="2160"/>
@@ -2492,6 +2590,8 @@
     </w:p>
     <w:p>
       <w:pPr>
+        <w:keepNext/>
+        <w:spacing w:before="120" w:after="40"/>
         <w:jc w:val="center"/>
       </w:pPr>
       <w:r>
@@ -2531,6 +2631,8 @@
     </w:p>
     <w:p>
       <w:pPr>
+        <w:keepLines/>
+        <w:spacing w:before="0" w:after="200"/>
         <w:jc w:val="center"/>
       </w:pPr>
       <w:r>
@@ -2544,6 +2646,8 @@
     </w:p>
     <w:p>
       <w:pPr>
+        <w:keepNext/>
+        <w:spacing w:before="120" w:after="40"/>
         <w:jc w:val="center"/>
       </w:pPr>
       <w:r>
@@ -2583,6 +2687,8 @@
     </w:p>
     <w:p>
       <w:pPr>
+        <w:keepLines/>
+        <w:spacing w:before="0" w:after="200"/>
         <w:jc w:val="center"/>
       </w:pPr>
       <w:r>
@@ -2624,6 +2730,9 @@
         <w:gridCol w:w="2160"/>
       </w:tblGrid>
       <w:tr>
+        <w:trPr>
+          <w:cantSplit/>
+        </w:trPr>
         <w:tc>
           <w:tcPr>
             <w:tcW w:type="dxa" w:w="2160"/>
@@ -2682,6 +2791,9 @@
         </w:tc>
       </w:tr>
       <w:tr>
+        <w:trPr>
+          <w:cantSplit/>
+        </w:trPr>
         <w:tc>
           <w:tcPr>
             <w:tcW w:type="dxa" w:w="2160"/>
@@ -2736,6 +2848,9 @@
         </w:tc>
       </w:tr>
       <w:tr>
+        <w:trPr>
+          <w:cantSplit/>
+        </w:trPr>
         <w:tc>
           <w:tcPr>
             <w:tcW w:type="dxa" w:w="2160"/>
@@ -2790,6 +2905,9 @@
         </w:tc>
       </w:tr>
       <w:tr>
+        <w:trPr>
+          <w:cantSplit/>
+        </w:trPr>
         <w:tc>
           <w:tcPr>
             <w:tcW w:type="dxa" w:w="2160"/>
@@ -2844,6 +2962,9 @@
         </w:tc>
       </w:tr>
       <w:tr>
+        <w:trPr>
+          <w:cantSplit/>
+        </w:trPr>
         <w:tc>
           <w:tcPr>
             <w:tcW w:type="dxa" w:w="2160"/>
@@ -2898,6 +3019,9 @@
         </w:tc>
       </w:tr>
       <w:tr>
+        <w:trPr>
+          <w:cantSplit/>
+        </w:trPr>
         <w:tc>
           <w:tcPr>
             <w:tcW w:type="dxa" w:w="2160"/>
@@ -3062,6 +3186,9 @@
         <w:gridCol w:w="2160"/>
       </w:tblGrid>
       <w:tr>
+        <w:trPr>
+          <w:cantSplit/>
+        </w:trPr>
         <w:tc>
           <w:tcPr>
             <w:tcW w:type="dxa" w:w="2160"/>
@@ -3120,6 +3247,9 @@
         </w:tc>
       </w:tr>
       <w:tr>
+        <w:trPr>
+          <w:cantSplit/>
+        </w:trPr>
         <w:tc>
           <w:tcPr>
             <w:tcW w:type="dxa" w:w="2160"/>
@@ -3174,6 +3304,9 @@
         </w:tc>
       </w:tr>
       <w:tr>
+        <w:trPr>
+          <w:cantSplit/>
+        </w:trPr>
         <w:tc>
           <w:tcPr>
             <w:tcW w:type="dxa" w:w="2160"/>
@@ -3228,6 +3361,9 @@
         </w:tc>
       </w:tr>
       <w:tr>
+        <w:trPr>
+          <w:cantSplit/>
+        </w:trPr>
         <w:tc>
           <w:tcPr>
             <w:tcW w:type="dxa" w:w="2160"/>
@@ -3282,6 +3418,9 @@
         </w:tc>
       </w:tr>
       <w:tr>
+        <w:trPr>
+          <w:cantSplit/>
+        </w:trPr>
         <w:tc>
           <w:tcPr>
             <w:tcW w:type="dxa" w:w="2160"/>
@@ -3336,6 +3475,9 @@
         </w:tc>
       </w:tr>
       <w:tr>
+        <w:trPr>
+          <w:cantSplit/>
+        </w:trPr>
         <w:tc>
           <w:tcPr>
             <w:tcW w:type="dxa" w:w="2160"/>
@@ -3436,6 +3578,8 @@
     </w:p>
     <w:p>
       <w:pPr>
+        <w:keepNext/>
+        <w:spacing w:before="120" w:after="40"/>
         <w:jc w:val="center"/>
       </w:pPr>
       <w:r>
@@ -3475,6 +3619,8 @@
     </w:p>
     <w:p>
       <w:pPr>
+        <w:keepLines/>
+        <w:spacing w:before="0" w:after="200"/>
         <w:jc w:val="center"/>
       </w:pPr>
       <w:r>
@@ -3488,6 +3634,8 @@
     </w:p>
     <w:p>
       <w:pPr>
+        <w:keepNext/>
+        <w:spacing w:before="120" w:after="40"/>
         <w:jc w:val="center"/>
       </w:pPr>
       <w:r>
@@ -3527,6 +3675,8 @@
     </w:p>
     <w:p>
       <w:pPr>
+        <w:keepLines/>
+        <w:spacing w:before="0" w:after="200"/>
         <w:jc w:val="center"/>
       </w:pPr>
       <w:r>
@@ -3630,6 +3780,9 @@
         <w:gridCol w:w="2160"/>
       </w:tblGrid>
       <w:tr>
+        <w:trPr>
+          <w:cantSplit/>
+        </w:trPr>
         <w:tc>
           <w:tcPr>
             <w:tcW w:type="dxa" w:w="2160"/>
@@ -3688,6 +3841,9 @@
         </w:tc>
       </w:tr>
       <w:tr>
+        <w:trPr>
+          <w:cantSplit/>
+        </w:trPr>
         <w:tc>
           <w:tcPr>
             <w:tcW w:type="dxa" w:w="2160"/>
@@ -3742,6 +3898,9 @@
         </w:tc>
       </w:tr>
       <w:tr>
+        <w:trPr>
+          <w:cantSplit/>
+        </w:trPr>
         <w:tc>
           <w:tcPr>
             <w:tcW w:type="dxa" w:w="2160"/>
@@ -3796,6 +3955,9 @@
         </w:tc>
       </w:tr>
       <w:tr>
+        <w:trPr>
+          <w:cantSplit/>
+        </w:trPr>
         <w:tc>
           <w:tcPr>
             <w:tcW w:type="dxa" w:w="2160"/>
@@ -3850,6 +4012,9 @@
         </w:tc>
       </w:tr>
       <w:tr>
+        <w:trPr>
+          <w:cantSplit/>
+        </w:trPr>
         <w:tc>
           <w:tcPr>
             <w:tcW w:type="dxa" w:w="2160"/>
@@ -3904,6 +4069,9 @@
         </w:tc>
       </w:tr>
       <w:tr>
+        <w:trPr>
+          <w:cantSplit/>
+        </w:trPr>
         <w:tc>
           <w:tcPr>
             <w:tcW w:type="dxa" w:w="2160"/>
@@ -4048,6 +4216,8 @@
     </w:p>
     <w:p>
       <w:pPr>
+        <w:keepNext/>
+        <w:spacing w:before="120" w:after="40"/>
         <w:jc w:val="center"/>
       </w:pPr>
       <w:r>
@@ -4087,6 +4257,8 @@
     </w:p>
     <w:p>
       <w:pPr>
+        <w:keepLines/>
+        <w:spacing w:before="0" w:after="200"/>
         <w:jc w:val="center"/>
       </w:pPr>
       <w:r>
@@ -4117,6 +4289,9 @@
         <w:gridCol w:w="2160"/>
       </w:tblGrid>
       <w:tr>
+        <w:trPr>
+          <w:cantSplit/>
+        </w:trPr>
         <w:tc>
           <w:tcPr>
             <w:tcW w:type="dxa" w:w="2160"/>
@@ -4175,6 +4350,9 @@
         </w:tc>
       </w:tr>
       <w:tr>
+        <w:trPr>
+          <w:cantSplit/>
+        </w:trPr>
         <w:tc>
           <w:tcPr>
             <w:tcW w:type="dxa" w:w="2160"/>
@@ -4229,6 +4407,9 @@
         </w:tc>
       </w:tr>
       <w:tr>
+        <w:trPr>
+          <w:cantSplit/>
+        </w:trPr>
         <w:tc>
           <w:tcPr>
             <w:tcW w:type="dxa" w:w="2160"/>
@@ -4283,6 +4464,9 @@
         </w:tc>
       </w:tr>
       <w:tr>
+        <w:trPr>
+          <w:cantSplit/>
+        </w:trPr>
         <w:tc>
           <w:tcPr>
             <w:tcW w:type="dxa" w:w="2160"/>
@@ -4337,6 +4521,9 @@
         </w:tc>
       </w:tr>
       <w:tr>
+        <w:trPr>
+          <w:cantSplit/>
+        </w:trPr>
         <w:tc>
           <w:tcPr>
             <w:tcW w:type="dxa" w:w="2160"/>
@@ -4391,6 +4578,9 @@
         </w:tc>
       </w:tr>
       <w:tr>
+        <w:trPr>
+          <w:cantSplit/>
+        </w:trPr>
         <w:tc>
           <w:tcPr>
             <w:tcW w:type="dxa" w:w="2160"/>
@@ -4494,6 +4684,9 @@
         <w:gridCol w:w="4320"/>
       </w:tblGrid>
       <w:tr>
+        <w:trPr>
+          <w:cantSplit/>
+        </w:trPr>
         <w:tc>
           <w:tcPr>
             <w:tcW w:type="dxa" w:w="4320"/>
@@ -4524,6 +4717,9 @@
         </w:tc>
       </w:tr>
       <w:tr>
+        <w:trPr>
+          <w:cantSplit/>
+        </w:trPr>
         <w:tc>
           <w:tcPr>
             <w:tcW w:type="dxa" w:w="4320"/>
@@ -4552,6 +4748,9 @@
         </w:tc>
       </w:tr>
       <w:tr>
+        <w:trPr>
+          <w:cantSplit/>
+        </w:trPr>
         <w:tc>
           <w:tcPr>
             <w:tcW w:type="dxa" w:w="4320"/>
@@ -4580,6 +4779,9 @@
         </w:tc>
       </w:tr>
       <w:tr>
+        <w:trPr>
+          <w:cantSplit/>
+        </w:trPr>
         <w:tc>
           <w:tcPr>
             <w:tcW w:type="dxa" w:w="4320"/>
@@ -4608,6 +4810,9 @@
         </w:tc>
       </w:tr>
       <w:tr>
+        <w:trPr>
+          <w:cantSplit/>
+        </w:trPr>
         <w:tc>
           <w:tcPr>
             <w:tcW w:type="dxa" w:w="4320"/>
@@ -4636,6 +4841,9 @@
         </w:tc>
       </w:tr>
       <w:tr>
+        <w:trPr>
+          <w:cantSplit/>
+        </w:trPr>
         <w:tc>
           <w:tcPr>
             <w:tcW w:type="dxa" w:w="4320"/>
@@ -4664,6 +4872,9 @@
         </w:tc>
       </w:tr>
       <w:tr>
+        <w:trPr>
+          <w:cantSplit/>
+        </w:trPr>
         <w:tc>
           <w:tcPr>
             <w:tcW w:type="dxa" w:w="4320"/>
@@ -4692,6 +4903,9 @@
         </w:tc>
       </w:tr>
       <w:tr>
+        <w:trPr>
+          <w:cantSplit/>
+        </w:trPr>
         <w:tc>
           <w:tcPr>
             <w:tcW w:type="dxa" w:w="4320"/>
@@ -4720,6 +4934,9 @@
         </w:tc>
       </w:tr>
       <w:tr>
+        <w:trPr>
+          <w:cantSplit/>
+        </w:trPr>
         <w:tc>
           <w:tcPr>
             <w:tcW w:type="dxa" w:w="4320"/>
@@ -4782,6 +4999,8 @@
     </w:p>
     <w:p>
       <w:pPr>
+        <w:keepNext/>
+        <w:spacing w:before="120" w:after="40"/>
         <w:jc w:val="center"/>
       </w:pPr>
       <w:r>
@@ -4821,6 +5040,8 @@
     </w:p>
     <w:p>
       <w:pPr>
+        <w:keepLines/>
+        <w:spacing w:before="0" w:after="200"/>
         <w:jc w:val="center"/>
       </w:pPr>
       <w:r>
@@ -4918,6 +5139,9 @@
         <w:gridCol w:w="2160"/>
       </w:tblGrid>
       <w:tr>
+        <w:trPr>
+          <w:cantSplit/>
+        </w:trPr>
         <w:tc>
           <w:tcPr>
             <w:tcW w:type="dxa" w:w="2160"/>
@@ -4976,6 +5200,9 @@
         </w:tc>
       </w:tr>
       <w:tr>
+        <w:trPr>
+          <w:cantSplit/>
+        </w:trPr>
         <w:tc>
           <w:tcPr>
             <w:tcW w:type="dxa" w:w="2160"/>
@@ -5030,6 +5257,9 @@
         </w:tc>
       </w:tr>
       <w:tr>
+        <w:trPr>
+          <w:cantSplit/>
+        </w:trPr>
         <w:tc>
           <w:tcPr>
             <w:tcW w:type="dxa" w:w="2160"/>
@@ -5084,6 +5314,9 @@
         </w:tc>
       </w:tr>
       <w:tr>
+        <w:trPr>
+          <w:cantSplit/>
+        </w:trPr>
         <w:tc>
           <w:tcPr>
             <w:tcW w:type="dxa" w:w="2160"/>
@@ -5138,6 +5371,9 @@
         </w:tc>
       </w:tr>
       <w:tr>
+        <w:trPr>
+          <w:cantSplit/>
+        </w:trPr>
         <w:tc>
           <w:tcPr>
             <w:tcW w:type="dxa" w:w="2160"/>
@@ -5192,6 +5428,9 @@
         </w:tc>
       </w:tr>
       <w:tr>
+        <w:trPr>
+          <w:cantSplit/>
+        </w:trPr>
         <w:tc>
           <w:tcPr>
             <w:tcW w:type="dxa" w:w="2160"/>
@@ -5246,6 +5485,9 @@
         </w:tc>
       </w:tr>
       <w:tr>
+        <w:trPr>
+          <w:cantSplit/>
+        </w:trPr>
         <w:tc>
           <w:tcPr>
             <w:tcW w:type="dxa" w:w="2160"/>
@@ -5367,6 +5609,9 @@
         <w:gridCol w:w="2160"/>
       </w:tblGrid>
       <w:tr>
+        <w:trPr>
+          <w:cantSplit/>
+        </w:trPr>
         <w:tc>
           <w:tcPr>
             <w:tcW w:type="dxa" w:w="2160"/>
@@ -5425,6 +5670,9 @@
         </w:tc>
       </w:tr>
       <w:tr>
+        <w:trPr>
+          <w:cantSplit/>
+        </w:trPr>
         <w:tc>
           <w:tcPr>
             <w:tcW w:type="dxa" w:w="2160"/>
@@ -5479,6 +5727,9 @@
         </w:tc>
       </w:tr>
       <w:tr>
+        <w:trPr>
+          <w:cantSplit/>
+        </w:trPr>
         <w:tc>
           <w:tcPr>
             <w:tcW w:type="dxa" w:w="2160"/>
@@ -5533,6 +5784,9 @@
         </w:tc>
       </w:tr>
       <w:tr>
+        <w:trPr>
+          <w:cantSplit/>
+        </w:trPr>
         <w:tc>
           <w:tcPr>
             <w:tcW w:type="dxa" w:w="2160"/>
@@ -5587,6 +5841,9 @@
         </w:tc>
       </w:tr>
       <w:tr>
+        <w:trPr>
+          <w:cantSplit/>
+        </w:trPr>
         <w:tc>
           <w:tcPr>
             <w:tcW w:type="dxa" w:w="2160"/>
@@ -5641,6 +5898,9 @@
         </w:tc>
       </w:tr>
       <w:tr>
+        <w:trPr>
+          <w:cantSplit/>
+        </w:trPr>
         <w:tc>
           <w:tcPr>
             <w:tcW w:type="dxa" w:w="2160"/>
@@ -5695,6 +5955,9 @@
         </w:tc>
       </w:tr>
       <w:tr>
+        <w:trPr>
+          <w:cantSplit/>
+        </w:trPr>
         <w:tc>
           <w:tcPr>
             <w:tcW w:type="dxa" w:w="2160"/>
@@ -5749,6 +6012,9 @@
         </w:tc>
       </w:tr>
       <w:tr>
+        <w:trPr>
+          <w:cantSplit/>
+        </w:trPr>
         <w:tc>
           <w:tcPr>
             <w:tcW w:type="dxa" w:w="2160"/>
@@ -5803,6 +6069,9 @@
         </w:tc>
       </w:tr>
       <w:tr>
+        <w:trPr>
+          <w:cantSplit/>
+        </w:trPr>
         <w:tc>
           <w:tcPr>
             <w:tcW w:type="dxa" w:w="2160"/>
@@ -5857,6 +6126,9 @@
         </w:tc>
       </w:tr>
       <w:tr>
+        <w:trPr>
+          <w:cantSplit/>
+        </w:trPr>
         <w:tc>
           <w:tcPr>
             <w:tcW w:type="dxa" w:w="2160"/>
@@ -5941,6 +6213,9 @@
         <w:gridCol w:w="2160"/>
       </w:tblGrid>
       <w:tr>
+        <w:trPr>
+          <w:cantSplit/>
+        </w:trPr>
         <w:tc>
           <w:tcPr>
             <w:tcW w:type="dxa" w:w="2160"/>
@@ -5999,6 +6274,9 @@
         </w:tc>
       </w:tr>
       <w:tr>
+        <w:trPr>
+          <w:cantSplit/>
+        </w:trPr>
         <w:tc>
           <w:tcPr>
             <w:tcW w:type="dxa" w:w="2160"/>
@@ -6053,6 +6331,9 @@
         </w:tc>
       </w:tr>
       <w:tr>
+        <w:trPr>
+          <w:cantSplit/>
+        </w:trPr>
         <w:tc>
           <w:tcPr>
             <w:tcW w:type="dxa" w:w="2160"/>
@@ -6107,6 +6388,9 @@
         </w:tc>
       </w:tr>
       <w:tr>
+        <w:trPr>
+          <w:cantSplit/>
+        </w:trPr>
         <w:tc>
           <w:tcPr>
             <w:tcW w:type="dxa" w:w="2160"/>
@@ -6161,6 +6445,9 @@
         </w:tc>
       </w:tr>
       <w:tr>
+        <w:trPr>
+          <w:cantSplit/>
+        </w:trPr>
         <w:tc>
           <w:tcPr>
             <w:tcW w:type="dxa" w:w="2160"/>
@@ -6215,6 +6502,9 @@
         </w:tc>
       </w:tr>
       <w:tr>
+        <w:trPr>
+          <w:cantSplit/>
+        </w:trPr>
         <w:tc>
           <w:tcPr>
             <w:tcW w:type="dxa" w:w="2160"/>
@@ -6269,6 +6559,9 @@
         </w:tc>
       </w:tr>
       <w:tr>
+        <w:trPr>
+          <w:cantSplit/>
+        </w:trPr>
         <w:tc>
           <w:tcPr>
             <w:tcW w:type="dxa" w:w="2160"/>
@@ -6323,6 +6616,9 @@
         </w:tc>
       </w:tr>
       <w:tr>
+        <w:trPr>
+          <w:cantSplit/>
+        </w:trPr>
         <w:tc>
           <w:tcPr>
             <w:tcW w:type="dxa" w:w="2160"/>
@@ -6377,6 +6673,9 @@
         </w:tc>
       </w:tr>
       <w:tr>
+        <w:trPr>
+          <w:cantSplit/>
+        </w:trPr>
         <w:tc>
           <w:tcPr>
             <w:tcW w:type="dxa" w:w="2160"/>
@@ -6468,6 +6767,9 @@
         <w:gridCol w:w="2160"/>
       </w:tblGrid>
       <w:tr>
+        <w:trPr>
+          <w:cantSplit/>
+        </w:trPr>
         <w:tc>
           <w:tcPr>
             <w:tcW w:type="dxa" w:w="2160"/>
@@ -6526,6 +6828,9 @@
         </w:tc>
       </w:tr>
       <w:tr>
+        <w:trPr>
+          <w:cantSplit/>
+        </w:trPr>
         <w:tc>
           <w:tcPr>
             <w:tcW w:type="dxa" w:w="2160"/>
@@ -6580,6 +6885,9 @@
         </w:tc>
       </w:tr>
       <w:tr>
+        <w:trPr>
+          <w:cantSplit/>
+        </w:trPr>
         <w:tc>
           <w:tcPr>
             <w:tcW w:type="dxa" w:w="2160"/>
@@ -6634,6 +6942,9 @@
         </w:tc>
       </w:tr>
       <w:tr>
+        <w:trPr>
+          <w:cantSplit/>
+        </w:trPr>
         <w:tc>
           <w:tcPr>
             <w:tcW w:type="dxa" w:w="2160"/>
@@ -6688,6 +6999,9 @@
         </w:tc>
       </w:tr>
       <w:tr>
+        <w:trPr>
+          <w:cantSplit/>
+        </w:trPr>
         <w:tc>
           <w:tcPr>
             <w:tcW w:type="dxa" w:w="2160"/>
@@ -6742,6 +7056,9 @@
         </w:tc>
       </w:tr>
       <w:tr>
+        <w:trPr>
+          <w:cantSplit/>
+        </w:trPr>
         <w:tc>
           <w:tcPr>
             <w:tcW w:type="dxa" w:w="2160"/>
@@ -6820,6 +7137,9 @@
         <w:gridCol w:w="2880"/>
       </w:tblGrid>
       <w:tr>
+        <w:trPr>
+          <w:cantSplit/>
+        </w:trPr>
         <w:tc>
           <w:tcPr>
             <w:tcW w:type="dxa" w:w="2880"/>
@@ -6864,6 +7184,9 @@
         </w:tc>
       </w:tr>
       <w:tr>
+        <w:trPr>
+          <w:cantSplit/>
+        </w:trPr>
         <w:tc>
           <w:tcPr>
             <w:tcW w:type="dxa" w:w="2880"/>
@@ -6905,6 +7228,9 @@
         </w:tc>
       </w:tr>
       <w:tr>
+        <w:trPr>
+          <w:cantSplit/>
+        </w:trPr>
         <w:tc>
           <w:tcPr>
             <w:tcW w:type="dxa" w:w="2880"/>
@@ -6946,6 +7272,9 @@
         </w:tc>
       </w:tr>
       <w:tr>
+        <w:trPr>
+          <w:cantSplit/>
+        </w:trPr>
         <w:tc>
           <w:tcPr>
             <w:tcW w:type="dxa" w:w="2880"/>
@@ -6987,6 +7316,9 @@
         </w:tc>
       </w:tr>
       <w:tr>
+        <w:trPr>
+          <w:cantSplit/>
+        </w:trPr>
         <w:tc>
           <w:tcPr>
             <w:tcW w:type="dxa" w:w="2880"/>
@@ -7028,6 +7360,9 @@
         </w:tc>
       </w:tr>
       <w:tr>
+        <w:trPr>
+          <w:cantSplit/>
+        </w:trPr>
         <w:tc>
           <w:tcPr>
             <w:tcW w:type="dxa" w:w="2880"/>
@@ -7119,6 +7454,9 @@
         <w:gridCol w:w="2880"/>
       </w:tblGrid>
       <w:tr>
+        <w:trPr>
+          <w:cantSplit/>
+        </w:trPr>
         <w:tc>
           <w:tcPr>
             <w:tcW w:type="dxa" w:w="2880"/>
@@ -7163,6 +7501,9 @@
         </w:tc>
       </w:tr>
       <w:tr>
+        <w:trPr>
+          <w:cantSplit/>
+        </w:trPr>
         <w:tc>
           <w:tcPr>
             <w:tcW w:type="dxa" w:w="2880"/>
@@ -7204,6 +7545,9 @@
         </w:tc>
       </w:tr>
       <w:tr>
+        <w:trPr>
+          <w:cantSplit/>
+        </w:trPr>
         <w:tc>
           <w:tcPr>
             <w:tcW w:type="dxa" w:w="2880"/>
@@ -7245,6 +7589,9 @@
         </w:tc>
       </w:tr>
       <w:tr>
+        <w:trPr>
+          <w:cantSplit/>
+        </w:trPr>
         <w:tc>
           <w:tcPr>
             <w:tcW w:type="dxa" w:w="2880"/>
@@ -7310,6 +7657,9 @@
         <w:gridCol w:w="2880"/>
       </w:tblGrid>
       <w:tr>
+        <w:trPr>
+          <w:cantSplit/>
+        </w:trPr>
         <w:tc>
           <w:tcPr>
             <w:tcW w:type="dxa" w:w="2880"/>
@@ -7354,6 +7704,9 @@
         </w:tc>
       </w:tr>
       <w:tr>
+        <w:trPr>
+          <w:cantSplit/>
+        </w:trPr>
         <w:tc>
           <w:tcPr>
             <w:tcW w:type="dxa" w:w="2880"/>
@@ -7395,6 +7748,9 @@
         </w:tc>
       </w:tr>
       <w:tr>
+        <w:trPr>
+          <w:cantSplit/>
+        </w:trPr>
         <w:tc>
           <w:tcPr>
             <w:tcW w:type="dxa" w:w="2880"/>
@@ -7436,6 +7792,9 @@
         </w:tc>
       </w:tr>
       <w:tr>
+        <w:trPr>
+          <w:cantSplit/>
+        </w:trPr>
         <w:tc>
           <w:tcPr>
             <w:tcW w:type="dxa" w:w="2880"/>
@@ -7533,6 +7892,9 @@
         <w:gridCol w:w="4320"/>
       </w:tblGrid>
       <w:tr>
+        <w:trPr>
+          <w:cantSplit/>
+        </w:trPr>
         <w:tc>
           <w:tcPr>
             <w:tcW w:type="dxa" w:w="4320"/>
@@ -7563,6 +7925,9 @@
         </w:tc>
       </w:tr>
       <w:tr>
+        <w:trPr>
+          <w:cantSplit/>
+        </w:trPr>
         <w:tc>
           <w:tcPr>
             <w:tcW w:type="dxa" w:w="4320"/>
@@ -7591,6 +7956,9 @@
         </w:tc>
       </w:tr>
       <w:tr>
+        <w:trPr>
+          <w:cantSplit/>
+        </w:trPr>
         <w:tc>
           <w:tcPr>
             <w:tcW w:type="dxa" w:w="4320"/>
@@ -7619,6 +7987,9 @@
         </w:tc>
       </w:tr>
       <w:tr>
+        <w:trPr>
+          <w:cantSplit/>
+        </w:trPr>
         <w:tc>
           <w:tcPr>
             <w:tcW w:type="dxa" w:w="4320"/>
@@ -7647,6 +8018,9 @@
         </w:tc>
       </w:tr>
       <w:tr>
+        <w:trPr>
+          <w:cantSplit/>
+        </w:trPr>
         <w:tc>
           <w:tcPr>
             <w:tcW w:type="dxa" w:w="4320"/>
@@ -7675,6 +8049,9 @@
         </w:tc>
       </w:tr>
       <w:tr>
+        <w:trPr>
+          <w:cantSplit/>
+        </w:trPr>
         <w:tc>
           <w:tcPr>
             <w:tcW w:type="dxa" w:w="4320"/>
@@ -7703,6 +8080,9 @@
         </w:tc>
       </w:tr>
       <w:tr>
+        <w:trPr>
+          <w:cantSplit/>
+        </w:trPr>
         <w:tc>
           <w:tcPr>
             <w:tcW w:type="dxa" w:w="4320"/>
@@ -7731,6 +8111,9 @@
         </w:tc>
       </w:tr>
       <w:tr>
+        <w:trPr>
+          <w:cantSplit/>
+        </w:trPr>
         <w:tc>
           <w:tcPr>
             <w:tcW w:type="dxa" w:w="4320"/>
@@ -7793,6 +8176,8 @@
     </w:p>
     <w:p>
       <w:pPr>
+        <w:keepNext/>
+        <w:spacing w:before="120" w:after="40"/>
         <w:jc w:val="center"/>
       </w:pPr>
       <w:r>
@@ -7832,6 +8217,8 @@
     </w:p>
     <w:p>
       <w:pPr>
+        <w:keepLines/>
+        <w:spacing w:before="0" w:after="200"/>
         <w:jc w:val="center"/>
       </w:pPr>
       <w:r>
@@ -7857,6 +8244,9 @@
         <w:gridCol w:w="2160"/>
       </w:tblGrid>
       <w:tr>
+        <w:trPr>
+          <w:cantSplit/>
+        </w:trPr>
         <w:tc>
           <w:tcPr>
             <w:tcW w:type="dxa" w:w="2160"/>
@@ -7915,6 +8305,9 @@
         </w:tc>
       </w:tr>
       <w:tr>
+        <w:trPr>
+          <w:cantSplit/>
+        </w:trPr>
         <w:tc>
           <w:tcPr>
             <w:tcW w:type="dxa" w:w="2160"/>
@@ -7969,6 +8362,9 @@
         </w:tc>
       </w:tr>
       <w:tr>
+        <w:trPr>
+          <w:cantSplit/>
+        </w:trPr>
         <w:tc>
           <w:tcPr>
             <w:tcW w:type="dxa" w:w="2160"/>
@@ -8023,6 +8419,9 @@
         </w:tc>
       </w:tr>
       <w:tr>
+        <w:trPr>
+          <w:cantSplit/>
+        </w:trPr>
         <w:tc>
           <w:tcPr>
             <w:tcW w:type="dxa" w:w="2160"/>
@@ -8182,6 +8581,9 @@
         <w:gridCol w:w="2880"/>
       </w:tblGrid>
       <w:tr>
+        <w:trPr>
+          <w:cantSplit/>
+        </w:trPr>
         <w:tc>
           <w:tcPr>
             <w:tcW w:type="dxa" w:w="2880"/>
@@ -8226,6 +8628,9 @@
         </w:tc>
       </w:tr>
       <w:tr>
+        <w:trPr>
+          <w:cantSplit/>
+        </w:trPr>
         <w:tc>
           <w:tcPr>
             <w:tcW w:type="dxa" w:w="2880"/>
@@ -8267,6 +8672,9 @@
         </w:tc>
       </w:tr>
       <w:tr>
+        <w:trPr>
+          <w:cantSplit/>
+        </w:trPr>
         <w:tc>
           <w:tcPr>
             <w:tcW w:type="dxa" w:w="2880"/>
@@ -8308,6 +8716,9 @@
         </w:tc>
       </w:tr>
       <w:tr>
+        <w:trPr>
+          <w:cantSplit/>
+        </w:trPr>
         <w:tc>
           <w:tcPr>
             <w:tcW w:type="dxa" w:w="2880"/>
@@ -8494,6 +8905,8 @@
     </w:p>
     <w:p>
       <w:pPr>
+        <w:keepNext/>
+        <w:spacing w:before="120" w:after="40"/>
         <w:jc w:val="center"/>
       </w:pPr>
       <w:r>
@@ -8533,6 +8946,8 @@
     </w:p>
     <w:p>
       <w:pPr>
+        <w:keepLines/>
+        <w:spacing w:before="0" w:after="200"/>
         <w:jc w:val="center"/>
       </w:pPr>
       <w:r>
@@ -8563,6 +8978,9 @@
         <w:gridCol w:w="2160"/>
       </w:tblGrid>
       <w:tr>
+        <w:trPr>
+          <w:cantSplit/>
+        </w:trPr>
         <w:tc>
           <w:tcPr>
             <w:tcW w:type="dxa" w:w="2160"/>
@@ -8621,6 +9039,9 @@
         </w:tc>
       </w:tr>
       <w:tr>
+        <w:trPr>
+          <w:cantSplit/>
+        </w:trPr>
         <w:tc>
           <w:tcPr>
             <w:tcW w:type="dxa" w:w="2160"/>
@@ -8675,6 +9096,9 @@
         </w:tc>
       </w:tr>
       <w:tr>
+        <w:trPr>
+          <w:cantSplit/>
+        </w:trPr>
         <w:tc>
           <w:tcPr>
             <w:tcW w:type="dxa" w:w="2160"/>
@@ -8729,6 +9153,9 @@
         </w:tc>
       </w:tr>
       <w:tr>
+        <w:trPr>
+          <w:cantSplit/>
+        </w:trPr>
         <w:tc>
           <w:tcPr>
             <w:tcW w:type="dxa" w:w="2160"/>
@@ -8783,6 +9210,9 @@
         </w:tc>
       </w:tr>
       <w:tr>
+        <w:trPr>
+          <w:cantSplit/>
+        </w:trPr>
         <w:tc>
           <w:tcPr>
             <w:tcW w:type="dxa" w:w="2160"/>
@@ -8837,6 +9267,9 @@
         </w:tc>
       </w:tr>
       <w:tr>
+        <w:trPr>
+          <w:cantSplit/>
+        </w:trPr>
         <w:tc>
           <w:tcPr>
             <w:tcW w:type="dxa" w:w="2160"/>
@@ -8925,6 +9358,8 @@
     </w:p>
     <w:p>
       <w:pPr>
+        <w:keepNext/>
+        <w:spacing w:before="120" w:after="40"/>
         <w:jc w:val="center"/>
       </w:pPr>
       <w:r>
@@ -8964,6 +9399,8 @@
     </w:p>
     <w:p>
       <w:pPr>
+        <w:keepLines/>
+        <w:spacing w:before="0" w:after="200"/>
         <w:jc w:val="center"/>
       </w:pPr>
       <w:r>
@@ -8994,6 +9431,9 @@
         <w:gridCol w:w="2160"/>
       </w:tblGrid>
       <w:tr>
+        <w:trPr>
+          <w:cantSplit/>
+        </w:trPr>
         <w:tc>
           <w:tcPr>
             <w:tcW w:type="dxa" w:w="2160"/>
@@ -9052,6 +9492,9 @@
         </w:tc>
       </w:tr>
       <w:tr>
+        <w:trPr>
+          <w:cantSplit/>
+        </w:trPr>
         <w:tc>
           <w:tcPr>
             <w:tcW w:type="dxa" w:w="2160"/>
@@ -9106,6 +9549,9 @@
         </w:tc>
       </w:tr>
       <w:tr>
+        <w:trPr>
+          <w:cantSplit/>
+        </w:trPr>
         <w:tc>
           <w:tcPr>
             <w:tcW w:type="dxa" w:w="2160"/>
@@ -9160,6 +9606,9 @@
         </w:tc>
       </w:tr>
       <w:tr>
+        <w:trPr>
+          <w:cantSplit/>
+        </w:trPr>
         <w:tc>
           <w:tcPr>
             <w:tcW w:type="dxa" w:w="2160"/>
@@ -9214,6 +9663,9 @@
         </w:tc>
       </w:tr>
       <w:tr>
+        <w:trPr>
+          <w:cantSplit/>
+        </w:trPr>
         <w:tc>
           <w:tcPr>
             <w:tcW w:type="dxa" w:w="2160"/>
@@ -9268,6 +9720,9 @@
         </w:tc>
       </w:tr>
       <w:tr>
+        <w:trPr>
+          <w:cantSplit/>
+        </w:trPr>
         <w:tc>
           <w:tcPr>
             <w:tcW w:type="dxa" w:w="2160"/>
@@ -9336,6 +9791,9 @@
         <w:gridCol w:w="2880"/>
       </w:tblGrid>
       <w:tr>
+        <w:trPr>
+          <w:cantSplit/>
+        </w:trPr>
         <w:tc>
           <w:tcPr>
             <w:tcW w:type="dxa" w:w="2880"/>
@@ -9380,6 +9838,9 @@
         </w:tc>
       </w:tr>
       <w:tr>
+        <w:trPr>
+          <w:cantSplit/>
+        </w:trPr>
         <w:tc>
           <w:tcPr>
             <w:tcW w:type="dxa" w:w="2880"/>
@@ -9421,6 +9882,9 @@
         </w:tc>
       </w:tr>
       <w:tr>
+        <w:trPr>
+          <w:cantSplit/>
+        </w:trPr>
         <w:tc>
           <w:tcPr>
             <w:tcW w:type="dxa" w:w="2880"/>
@@ -9462,6 +9926,9 @@
         </w:tc>
       </w:tr>
       <w:tr>
+        <w:trPr>
+          <w:cantSplit/>
+        </w:trPr>
         <w:tc>
           <w:tcPr>
             <w:tcW w:type="dxa" w:w="2880"/>
@@ -9503,6 +9970,9 @@
         </w:tc>
       </w:tr>
       <w:tr>
+        <w:trPr>
+          <w:cantSplit/>
+        </w:trPr>
         <w:tc>
           <w:tcPr>
             <w:tcW w:type="dxa" w:w="2880"/>
@@ -9573,6 +10043,8 @@
     </w:p>
     <w:p>
       <w:pPr>
+        <w:keepNext/>
+        <w:spacing w:before="120" w:after="40"/>
         <w:jc w:val="center"/>
       </w:pPr>
       <w:r>
@@ -9612,6 +10084,8 @@
     </w:p>
     <w:p>
       <w:pPr>
+        <w:keepLines/>
+        <w:spacing w:before="0" w:after="200"/>
         <w:jc w:val="center"/>
       </w:pPr>
       <w:r>

--- a/docs/report/SDACS_Final_Report_v7_Easy.docx
+++ b/docs/report/SDACS_Final_Report_v7_Easy.docx
@@ -760,6 +760,9 @@
             <w:tcW w:type="dxa" w:w="2880"/>
           </w:tcPr>
           <w:p>
+            <w:pPr>
+              <w:keepNext/>
+            </w:pPr>
             <w:r>
               <w:rPr>
                 <w:b/>
@@ -774,6 +777,9 @@
             <w:tcW w:type="dxa" w:w="2880"/>
           </w:tcPr>
           <w:p>
+            <w:pPr>
+              <w:keepNext/>
+            </w:pPr>
             <w:r>
               <w:rPr>
                 <w:b/>
@@ -788,6 +794,9 @@
             <w:tcW w:type="dxa" w:w="2880"/>
           </w:tcPr>
           <w:p>
+            <w:pPr>
+              <w:keepNext/>
+            </w:pPr>
             <w:r>
               <w:rPr>
                 <w:b/>
@@ -807,6 +816,9 @@
             <w:tcW w:type="dxa" w:w="2880"/>
           </w:tcPr>
           <w:p>
+            <w:pPr>
+              <w:keepNext/>
+            </w:pPr>
             <w:r>
               <w:rPr>
                 <w:sz w:val="18"/>
@@ -820,6 +832,9 @@
             <w:tcW w:type="dxa" w:w="2880"/>
           </w:tcPr>
           <w:p>
+            <w:pPr>
+              <w:keepNext/>
+            </w:pPr>
             <w:r>
               <w:rPr>
                 <w:sz w:val="18"/>
@@ -833,6 +848,9 @@
             <w:tcW w:type="dxa" w:w="2880"/>
           </w:tcPr>
           <w:p>
+            <w:pPr>
+              <w:keepNext/>
+            </w:pPr>
             <w:r>
               <w:rPr>
                 <w:sz w:val="18"/>
@@ -851,6 +869,9 @@
             <w:tcW w:type="dxa" w:w="2880"/>
           </w:tcPr>
           <w:p>
+            <w:pPr>
+              <w:keepNext/>
+            </w:pPr>
             <w:r>
               <w:rPr>
                 <w:sz w:val="18"/>
@@ -864,6 +885,9 @@
             <w:tcW w:type="dxa" w:w="2880"/>
           </w:tcPr>
           <w:p>
+            <w:pPr>
+              <w:keepNext/>
+            </w:pPr>
             <w:r>
               <w:rPr>
                 <w:sz w:val="18"/>
@@ -877,6 +901,9 @@
             <w:tcW w:type="dxa" w:w="2880"/>
           </w:tcPr>
           <w:p>
+            <w:pPr>
+              <w:keepNext/>
+            </w:pPr>
             <w:r>
               <w:rPr>
                 <w:sz w:val="18"/>
@@ -895,6 +922,9 @@
             <w:tcW w:type="dxa" w:w="2880"/>
           </w:tcPr>
           <w:p>
+            <w:pPr>
+              <w:keepNext/>
+            </w:pPr>
             <w:r>
               <w:rPr>
                 <w:sz w:val="18"/>
@@ -908,6 +938,9 @@
             <w:tcW w:type="dxa" w:w="2880"/>
           </w:tcPr>
           <w:p>
+            <w:pPr>
+              <w:keepNext/>
+            </w:pPr>
             <w:r>
               <w:rPr>
                 <w:sz w:val="18"/>
@@ -921,6 +954,9 @@
             <w:tcW w:type="dxa" w:w="2880"/>
           </w:tcPr>
           <w:p>
+            <w:pPr>
+              <w:keepNext/>
+            </w:pPr>
             <w:r>
               <w:rPr>
                 <w:sz w:val="18"/>
@@ -939,6 +975,9 @@
             <w:tcW w:type="dxa" w:w="2880"/>
           </w:tcPr>
           <w:p>
+            <w:pPr>
+              <w:keepNext/>
+            </w:pPr>
             <w:r>
               <w:rPr>
                 <w:sz w:val="18"/>
@@ -952,6 +991,9 @@
             <w:tcW w:type="dxa" w:w="2880"/>
           </w:tcPr>
           <w:p>
+            <w:pPr>
+              <w:keepNext/>
+            </w:pPr>
             <w:r>
               <w:rPr>
                 <w:sz w:val="18"/>
@@ -965,6 +1007,9 @@
             <w:tcW w:type="dxa" w:w="2880"/>
           </w:tcPr>
           <w:p>
+            <w:pPr>
+              <w:keepNext/>
+            </w:pPr>
             <w:r>
               <w:rPr>
                 <w:sz w:val="18"/>
@@ -1077,6 +1122,9 @@
             <w:tcW w:type="dxa" w:w="2880"/>
           </w:tcPr>
           <w:p>
+            <w:pPr>
+              <w:keepNext/>
+            </w:pPr>
             <w:r>
               <w:rPr>
                 <w:b/>
@@ -1091,6 +1139,9 @@
             <w:tcW w:type="dxa" w:w="2880"/>
           </w:tcPr>
           <w:p>
+            <w:pPr>
+              <w:keepNext/>
+            </w:pPr>
             <w:r>
               <w:rPr>
                 <w:b/>
@@ -1105,6 +1156,9 @@
             <w:tcW w:type="dxa" w:w="2880"/>
           </w:tcPr>
           <w:p>
+            <w:pPr>
+              <w:keepNext/>
+            </w:pPr>
             <w:r>
               <w:rPr>
                 <w:b/>
@@ -1124,6 +1178,9 @@
             <w:tcW w:type="dxa" w:w="2880"/>
           </w:tcPr>
           <w:p>
+            <w:pPr>
+              <w:keepNext/>
+            </w:pPr>
             <w:r>
               <w:rPr>
                 <w:sz w:val="18"/>
@@ -1137,6 +1194,9 @@
             <w:tcW w:type="dxa" w:w="2880"/>
           </w:tcPr>
           <w:p>
+            <w:pPr>
+              <w:keepNext/>
+            </w:pPr>
             <w:r>
               <w:rPr>
                 <w:sz w:val="18"/>
@@ -1150,6 +1210,9 @@
             <w:tcW w:type="dxa" w:w="2880"/>
           </w:tcPr>
           <w:p>
+            <w:pPr>
+              <w:keepNext/>
+            </w:pPr>
             <w:r>
               <w:rPr>
                 <w:sz w:val="18"/>
@@ -1168,6 +1231,9 @@
             <w:tcW w:type="dxa" w:w="2880"/>
           </w:tcPr>
           <w:p>
+            <w:pPr>
+              <w:keepNext/>
+            </w:pPr>
             <w:r>
               <w:rPr>
                 <w:sz w:val="18"/>
@@ -1181,6 +1247,9 @@
             <w:tcW w:type="dxa" w:w="2880"/>
           </w:tcPr>
           <w:p>
+            <w:pPr>
+              <w:keepNext/>
+            </w:pPr>
             <w:r>
               <w:rPr>
                 <w:sz w:val="18"/>
@@ -1194,6 +1263,9 @@
             <w:tcW w:type="dxa" w:w="2880"/>
           </w:tcPr>
           <w:p>
+            <w:pPr>
+              <w:keepNext/>
+            </w:pPr>
             <w:r>
               <w:rPr>
                 <w:sz w:val="18"/>
@@ -1212,6 +1284,9 @@
             <w:tcW w:type="dxa" w:w="2880"/>
           </w:tcPr>
           <w:p>
+            <w:pPr>
+              <w:keepNext/>
+            </w:pPr>
             <w:r>
               <w:rPr>
                 <w:sz w:val="18"/>
@@ -1225,6 +1300,9 @@
             <w:tcW w:type="dxa" w:w="2880"/>
           </w:tcPr>
           <w:p>
+            <w:pPr>
+              <w:keepNext/>
+            </w:pPr>
             <w:r>
               <w:rPr>
                 <w:sz w:val="18"/>
@@ -1238,6 +1316,9 @@
             <w:tcW w:type="dxa" w:w="2880"/>
           </w:tcPr>
           <w:p>
+            <w:pPr>
+              <w:keepNext/>
+            </w:pPr>
             <w:r>
               <w:rPr>
                 <w:sz w:val="18"/>
@@ -1529,6 +1610,9 @@
             <w:tcW w:type="dxa" w:w="2160"/>
           </w:tcPr>
           <w:p>
+            <w:pPr>
+              <w:keepNext/>
+            </w:pPr>
             <w:r>
               <w:rPr>
                 <w:b/>
@@ -1543,6 +1627,9 @@
             <w:tcW w:type="dxa" w:w="2160"/>
           </w:tcPr>
           <w:p>
+            <w:pPr>
+              <w:keepNext/>
+            </w:pPr>
             <w:r>
               <w:rPr>
                 <w:b/>
@@ -1557,6 +1644,9 @@
             <w:tcW w:type="dxa" w:w="2160"/>
           </w:tcPr>
           <w:p>
+            <w:pPr>
+              <w:keepNext/>
+            </w:pPr>
             <w:r>
               <w:rPr>
                 <w:b/>
@@ -1571,6 +1661,9 @@
             <w:tcW w:type="dxa" w:w="2160"/>
           </w:tcPr>
           <w:p>
+            <w:pPr>
+              <w:keepNext/>
+            </w:pPr>
             <w:r>
               <w:rPr>
                 <w:b/>
@@ -1590,6 +1683,9 @@
             <w:tcW w:type="dxa" w:w="2160"/>
           </w:tcPr>
           <w:p>
+            <w:pPr>
+              <w:keepNext/>
+            </w:pPr>
             <w:r>
               <w:rPr>
                 <w:sz w:val="18"/>
@@ -1603,6 +1699,9 @@
             <w:tcW w:type="dxa" w:w="2160"/>
           </w:tcPr>
           <w:p>
+            <w:pPr>
+              <w:keepNext/>
+            </w:pPr>
             <w:r>
               <w:rPr>
                 <w:sz w:val="18"/>
@@ -1616,6 +1715,9 @@
             <w:tcW w:type="dxa" w:w="2160"/>
           </w:tcPr>
           <w:p>
+            <w:pPr>
+              <w:keepNext/>
+            </w:pPr>
             <w:r>
               <w:rPr>
                 <w:sz w:val="18"/>
@@ -1629,6 +1731,9 @@
             <w:tcW w:type="dxa" w:w="2160"/>
           </w:tcPr>
           <w:p>
+            <w:pPr>
+              <w:keepNext/>
+            </w:pPr>
             <w:r>
               <w:rPr>
                 <w:sz w:val="18"/>
@@ -1647,6 +1752,9 @@
             <w:tcW w:type="dxa" w:w="2160"/>
           </w:tcPr>
           <w:p>
+            <w:pPr>
+              <w:keepNext/>
+            </w:pPr>
             <w:r>
               <w:rPr>
                 <w:sz w:val="18"/>
@@ -1660,6 +1768,9 @@
             <w:tcW w:type="dxa" w:w="2160"/>
           </w:tcPr>
           <w:p>
+            <w:pPr>
+              <w:keepNext/>
+            </w:pPr>
             <w:r>
               <w:rPr>
                 <w:sz w:val="18"/>
@@ -1673,6 +1784,9 @@
             <w:tcW w:type="dxa" w:w="2160"/>
           </w:tcPr>
           <w:p>
+            <w:pPr>
+              <w:keepNext/>
+            </w:pPr>
             <w:r>
               <w:rPr>
                 <w:sz w:val="18"/>
@@ -1686,6 +1800,9 @@
             <w:tcW w:type="dxa" w:w="2160"/>
           </w:tcPr>
           <w:p>
+            <w:pPr>
+              <w:keepNext/>
+            </w:pPr>
             <w:r>
               <w:rPr>
                 <w:sz w:val="18"/>
@@ -1704,6 +1821,9 @@
             <w:tcW w:type="dxa" w:w="2160"/>
           </w:tcPr>
           <w:p>
+            <w:pPr>
+              <w:keepNext/>
+            </w:pPr>
             <w:r>
               <w:rPr>
                 <w:sz w:val="18"/>
@@ -1717,6 +1837,9 @@
             <w:tcW w:type="dxa" w:w="2160"/>
           </w:tcPr>
           <w:p>
+            <w:pPr>
+              <w:keepNext/>
+            </w:pPr>
             <w:r>
               <w:rPr>
                 <w:sz w:val="18"/>
@@ -1730,6 +1853,9 @@
             <w:tcW w:type="dxa" w:w="2160"/>
           </w:tcPr>
           <w:p>
+            <w:pPr>
+              <w:keepNext/>
+            </w:pPr>
             <w:r>
               <w:rPr>
                 <w:sz w:val="18"/>
@@ -1743,6 +1869,9 @@
             <w:tcW w:type="dxa" w:w="2160"/>
           </w:tcPr>
           <w:p>
+            <w:pPr>
+              <w:keepNext/>
+            </w:pPr>
             <w:r>
               <w:rPr>
                 <w:sz w:val="18"/>
@@ -1843,6 +1972,9 @@
             <w:tcW w:type="dxa" w:w="4320"/>
           </w:tcPr>
           <w:p>
+            <w:pPr>
+              <w:keepNext/>
+            </w:pPr>
             <w:r>
               <w:rPr>
                 <w:b/>
@@ -1857,6 +1989,9 @@
             <w:tcW w:type="dxa" w:w="4320"/>
           </w:tcPr>
           <w:p>
+            <w:pPr>
+              <w:keepNext/>
+            </w:pPr>
             <w:r>
               <w:rPr>
                 <w:b/>
@@ -1876,6 +2011,9 @@
             <w:tcW w:type="dxa" w:w="4320"/>
           </w:tcPr>
           <w:p>
+            <w:pPr>
+              <w:keepNext/>
+            </w:pPr>
             <w:r>
               <w:rPr>
                 <w:sz w:val="18"/>
@@ -1889,6 +2027,9 @@
             <w:tcW w:type="dxa" w:w="4320"/>
           </w:tcPr>
           <w:p>
+            <w:pPr>
+              <w:keepNext/>
+            </w:pPr>
             <w:r>
               <w:rPr>
                 <w:sz w:val="18"/>
@@ -1907,6 +2048,9 @@
             <w:tcW w:type="dxa" w:w="4320"/>
           </w:tcPr>
           <w:p>
+            <w:pPr>
+              <w:keepNext/>
+            </w:pPr>
             <w:r>
               <w:rPr>
                 <w:sz w:val="18"/>
@@ -1920,6 +2064,9 @@
             <w:tcW w:type="dxa" w:w="4320"/>
           </w:tcPr>
           <w:p>
+            <w:pPr>
+              <w:keepNext/>
+            </w:pPr>
             <w:r>
               <w:rPr>
                 <w:sz w:val="18"/>
@@ -1938,6 +2085,9 @@
             <w:tcW w:type="dxa" w:w="4320"/>
           </w:tcPr>
           <w:p>
+            <w:pPr>
+              <w:keepNext/>
+            </w:pPr>
             <w:r>
               <w:rPr>
                 <w:sz w:val="18"/>
@@ -1951,6 +2101,9 @@
             <w:tcW w:type="dxa" w:w="4320"/>
           </w:tcPr>
           <w:p>
+            <w:pPr>
+              <w:keepNext/>
+            </w:pPr>
             <w:r>
               <w:rPr>
                 <w:sz w:val="18"/>
@@ -2107,6 +2260,9 @@
             <w:tcW w:type="dxa" w:w="2160"/>
           </w:tcPr>
           <w:p>
+            <w:pPr>
+              <w:keepNext/>
+            </w:pPr>
             <w:r>
               <w:rPr>
                 <w:b/>
@@ -2121,6 +2277,9 @@
             <w:tcW w:type="dxa" w:w="2160"/>
           </w:tcPr>
           <w:p>
+            <w:pPr>
+              <w:keepNext/>
+            </w:pPr>
             <w:r>
               <w:rPr>
                 <w:b/>
@@ -2135,6 +2294,9 @@
             <w:tcW w:type="dxa" w:w="2160"/>
           </w:tcPr>
           <w:p>
+            <w:pPr>
+              <w:keepNext/>
+            </w:pPr>
             <w:r>
               <w:rPr>
                 <w:b/>
@@ -2149,6 +2311,9 @@
             <w:tcW w:type="dxa" w:w="2160"/>
           </w:tcPr>
           <w:p>
+            <w:pPr>
+              <w:keepNext/>
+            </w:pPr>
             <w:r>
               <w:rPr>
                 <w:b/>
@@ -2168,6 +2333,9 @@
             <w:tcW w:type="dxa" w:w="2160"/>
           </w:tcPr>
           <w:p>
+            <w:pPr>
+              <w:keepNext/>
+            </w:pPr>
             <w:r>
               <w:rPr>
                 <w:sz w:val="18"/>
@@ -2181,6 +2349,9 @@
             <w:tcW w:type="dxa" w:w="2160"/>
           </w:tcPr>
           <w:p>
+            <w:pPr>
+              <w:keepNext/>
+            </w:pPr>
             <w:r>
               <w:rPr>
                 <w:sz w:val="18"/>
@@ -2194,6 +2365,9 @@
             <w:tcW w:type="dxa" w:w="2160"/>
           </w:tcPr>
           <w:p>
+            <w:pPr>
+              <w:keepNext/>
+            </w:pPr>
             <w:r>
               <w:rPr>
                 <w:sz w:val="18"/>
@@ -2207,6 +2381,9 @@
             <w:tcW w:type="dxa" w:w="2160"/>
           </w:tcPr>
           <w:p>
+            <w:pPr>
+              <w:keepNext/>
+            </w:pPr>
             <w:r>
               <w:rPr>
                 <w:sz w:val="18"/>
@@ -2225,6 +2402,9 @@
             <w:tcW w:type="dxa" w:w="2160"/>
           </w:tcPr>
           <w:p>
+            <w:pPr>
+              <w:keepNext/>
+            </w:pPr>
             <w:r>
               <w:rPr>
                 <w:sz w:val="18"/>
@@ -2238,6 +2418,9 @@
             <w:tcW w:type="dxa" w:w="2160"/>
           </w:tcPr>
           <w:p>
+            <w:pPr>
+              <w:keepNext/>
+            </w:pPr>
             <w:r>
               <w:rPr>
                 <w:sz w:val="18"/>
@@ -2251,6 +2434,9 @@
             <w:tcW w:type="dxa" w:w="2160"/>
           </w:tcPr>
           <w:p>
+            <w:pPr>
+              <w:keepNext/>
+            </w:pPr>
             <w:r>
               <w:rPr>
                 <w:sz w:val="18"/>
@@ -2264,6 +2450,9 @@
             <w:tcW w:type="dxa" w:w="2160"/>
           </w:tcPr>
           <w:p>
+            <w:pPr>
+              <w:keepNext/>
+            </w:pPr>
             <w:r>
               <w:rPr>
                 <w:sz w:val="18"/>
@@ -2282,6 +2471,9 @@
             <w:tcW w:type="dxa" w:w="2160"/>
           </w:tcPr>
           <w:p>
+            <w:pPr>
+              <w:keepNext/>
+            </w:pPr>
             <w:r>
               <w:rPr>
                 <w:sz w:val="18"/>
@@ -2295,6 +2487,9 @@
             <w:tcW w:type="dxa" w:w="2160"/>
           </w:tcPr>
           <w:p>
+            <w:pPr>
+              <w:keepNext/>
+            </w:pPr>
             <w:r>
               <w:rPr>
                 <w:sz w:val="18"/>
@@ -2308,6 +2503,9 @@
             <w:tcW w:type="dxa" w:w="2160"/>
           </w:tcPr>
           <w:p>
+            <w:pPr>
+              <w:keepNext/>
+            </w:pPr>
             <w:r>
               <w:rPr>
                 <w:sz w:val="18"/>
@@ -2321,6 +2519,9 @@
             <w:tcW w:type="dxa" w:w="2160"/>
           </w:tcPr>
           <w:p>
+            <w:pPr>
+              <w:keepNext/>
+            </w:pPr>
             <w:r>
               <w:rPr>
                 <w:sz w:val="18"/>
@@ -2738,6 +2939,9 @@
             <w:tcW w:type="dxa" w:w="2160"/>
           </w:tcPr>
           <w:p>
+            <w:pPr>
+              <w:keepNext/>
+            </w:pPr>
             <w:r>
               <w:rPr>
                 <w:b/>
@@ -2752,6 +2956,9 @@
             <w:tcW w:type="dxa" w:w="2160"/>
           </w:tcPr>
           <w:p>
+            <w:pPr>
+              <w:keepNext/>
+            </w:pPr>
             <w:r>
               <w:rPr>
                 <w:b/>
@@ -2766,6 +2973,9 @@
             <w:tcW w:type="dxa" w:w="2160"/>
           </w:tcPr>
           <w:p>
+            <w:pPr>
+              <w:keepNext/>
+            </w:pPr>
             <w:r>
               <w:rPr>
                 <w:b/>
@@ -2780,6 +2990,9 @@
             <w:tcW w:type="dxa" w:w="2160"/>
           </w:tcPr>
           <w:p>
+            <w:pPr>
+              <w:keepNext/>
+            </w:pPr>
             <w:r>
               <w:rPr>
                 <w:b/>
@@ -2799,6 +3012,9 @@
             <w:tcW w:type="dxa" w:w="2160"/>
           </w:tcPr>
           <w:p>
+            <w:pPr>
+              <w:keepNext/>
+            </w:pPr>
             <w:r>
               <w:rPr>
                 <w:sz w:val="18"/>
@@ -2812,6 +3028,9 @@
             <w:tcW w:type="dxa" w:w="2160"/>
           </w:tcPr>
           <w:p>
+            <w:pPr>
+              <w:keepNext/>
+            </w:pPr>
             <w:r>
               <w:rPr>
                 <w:sz w:val="18"/>
@@ -2825,6 +3044,9 @@
             <w:tcW w:type="dxa" w:w="2160"/>
           </w:tcPr>
           <w:p>
+            <w:pPr>
+              <w:keepNext/>
+            </w:pPr>
             <w:r>
               <w:rPr>
                 <w:sz w:val="18"/>
@@ -2838,6 +3060,9 @@
             <w:tcW w:type="dxa" w:w="2160"/>
           </w:tcPr>
           <w:p>
+            <w:pPr>
+              <w:keepNext/>
+            </w:pPr>
             <w:r>
               <w:rPr>
                 <w:sz w:val="18"/>
@@ -2856,6 +3081,9 @@
             <w:tcW w:type="dxa" w:w="2160"/>
           </w:tcPr>
           <w:p>
+            <w:pPr>
+              <w:keepNext/>
+            </w:pPr>
             <w:r>
               <w:rPr>
                 <w:sz w:val="18"/>
@@ -2869,6 +3097,9 @@
             <w:tcW w:type="dxa" w:w="2160"/>
           </w:tcPr>
           <w:p>
+            <w:pPr>
+              <w:keepNext/>
+            </w:pPr>
             <w:r>
               <w:rPr>
                 <w:sz w:val="18"/>
@@ -2882,6 +3113,9 @@
             <w:tcW w:type="dxa" w:w="2160"/>
           </w:tcPr>
           <w:p>
+            <w:pPr>
+              <w:keepNext/>
+            </w:pPr>
             <w:r>
               <w:rPr>
                 <w:sz w:val="18"/>
@@ -2895,6 +3129,9 @@
             <w:tcW w:type="dxa" w:w="2160"/>
           </w:tcPr>
           <w:p>
+            <w:pPr>
+              <w:keepNext/>
+            </w:pPr>
             <w:r>
               <w:rPr>
                 <w:sz w:val="18"/>
@@ -2913,6 +3150,9 @@
             <w:tcW w:type="dxa" w:w="2160"/>
           </w:tcPr>
           <w:p>
+            <w:pPr>
+              <w:keepNext/>
+            </w:pPr>
             <w:r>
               <w:rPr>
                 <w:sz w:val="18"/>
@@ -2926,6 +3166,9 @@
             <w:tcW w:type="dxa" w:w="2160"/>
           </w:tcPr>
           <w:p>
+            <w:pPr>
+              <w:keepNext/>
+            </w:pPr>
             <w:r>
               <w:rPr>
                 <w:sz w:val="18"/>
@@ -2939,6 +3182,9 @@
             <w:tcW w:type="dxa" w:w="2160"/>
           </w:tcPr>
           <w:p>
+            <w:pPr>
+              <w:keepNext/>
+            </w:pPr>
             <w:r>
               <w:rPr>
                 <w:sz w:val="18"/>
@@ -2952,6 +3198,9 @@
             <w:tcW w:type="dxa" w:w="2160"/>
           </w:tcPr>
           <w:p>
+            <w:pPr>
+              <w:keepNext/>
+            </w:pPr>
             <w:r>
               <w:rPr>
                 <w:sz w:val="18"/>
@@ -2970,6 +3219,9 @@
             <w:tcW w:type="dxa" w:w="2160"/>
           </w:tcPr>
           <w:p>
+            <w:pPr>
+              <w:keepNext/>
+            </w:pPr>
             <w:r>
               <w:rPr>
                 <w:sz w:val="18"/>
@@ -2983,6 +3235,9 @@
             <w:tcW w:type="dxa" w:w="2160"/>
           </w:tcPr>
           <w:p>
+            <w:pPr>
+              <w:keepNext/>
+            </w:pPr>
             <w:r>
               <w:rPr>
                 <w:sz w:val="18"/>
@@ -2996,6 +3251,9 @@
             <w:tcW w:type="dxa" w:w="2160"/>
           </w:tcPr>
           <w:p>
+            <w:pPr>
+              <w:keepNext/>
+            </w:pPr>
             <w:r>
               <w:rPr>
                 <w:sz w:val="18"/>
@@ -3009,6 +3267,9 @@
             <w:tcW w:type="dxa" w:w="2160"/>
           </w:tcPr>
           <w:p>
+            <w:pPr>
+              <w:keepNext/>
+            </w:pPr>
             <w:r>
               <w:rPr>
                 <w:sz w:val="18"/>
@@ -3194,6 +3455,9 @@
             <w:tcW w:type="dxa" w:w="2160"/>
           </w:tcPr>
           <w:p>
+            <w:pPr>
+              <w:keepNext/>
+            </w:pPr>
             <w:r>
               <w:rPr>
                 <w:b/>
@@ -3208,6 +3472,9 @@
             <w:tcW w:type="dxa" w:w="2160"/>
           </w:tcPr>
           <w:p>
+            <w:pPr>
+              <w:keepNext/>
+            </w:pPr>
             <w:r>
               <w:rPr>
                 <w:b/>
@@ -3222,6 +3489,9 @@
             <w:tcW w:type="dxa" w:w="2160"/>
           </w:tcPr>
           <w:p>
+            <w:pPr>
+              <w:keepNext/>
+            </w:pPr>
             <w:r>
               <w:rPr>
                 <w:b/>
@@ -3236,6 +3506,9 @@
             <w:tcW w:type="dxa" w:w="2160"/>
           </w:tcPr>
           <w:p>
+            <w:pPr>
+              <w:keepNext/>
+            </w:pPr>
             <w:r>
               <w:rPr>
                 <w:b/>
@@ -3255,6 +3528,9 @@
             <w:tcW w:type="dxa" w:w="2160"/>
           </w:tcPr>
           <w:p>
+            <w:pPr>
+              <w:keepNext/>
+            </w:pPr>
             <w:r>
               <w:rPr>
                 <w:sz w:val="18"/>
@@ -3268,6 +3544,9 @@
             <w:tcW w:type="dxa" w:w="2160"/>
           </w:tcPr>
           <w:p>
+            <w:pPr>
+              <w:keepNext/>
+            </w:pPr>
             <w:r>
               <w:rPr>
                 <w:sz w:val="18"/>
@@ -3281,6 +3560,9 @@
             <w:tcW w:type="dxa" w:w="2160"/>
           </w:tcPr>
           <w:p>
+            <w:pPr>
+              <w:keepNext/>
+            </w:pPr>
             <w:r>
               <w:rPr>
                 <w:sz w:val="18"/>
@@ -3294,6 +3576,9 @@
             <w:tcW w:type="dxa" w:w="2160"/>
           </w:tcPr>
           <w:p>
+            <w:pPr>
+              <w:keepNext/>
+            </w:pPr>
             <w:r>
               <w:rPr>
                 <w:sz w:val="18"/>
@@ -3312,6 +3597,9 @@
             <w:tcW w:type="dxa" w:w="2160"/>
           </w:tcPr>
           <w:p>
+            <w:pPr>
+              <w:keepNext/>
+            </w:pPr>
             <w:r>
               <w:rPr>
                 <w:sz w:val="18"/>
@@ -3325,6 +3613,9 @@
             <w:tcW w:type="dxa" w:w="2160"/>
           </w:tcPr>
           <w:p>
+            <w:pPr>
+              <w:keepNext/>
+            </w:pPr>
             <w:r>
               <w:rPr>
                 <w:sz w:val="18"/>
@@ -3338,6 +3629,9 @@
             <w:tcW w:type="dxa" w:w="2160"/>
           </w:tcPr>
           <w:p>
+            <w:pPr>
+              <w:keepNext/>
+            </w:pPr>
             <w:r>
               <w:rPr>
                 <w:sz w:val="18"/>
@@ -3351,6 +3645,9 @@
             <w:tcW w:type="dxa" w:w="2160"/>
           </w:tcPr>
           <w:p>
+            <w:pPr>
+              <w:keepNext/>
+            </w:pPr>
             <w:r>
               <w:rPr>
                 <w:sz w:val="18"/>
@@ -3369,6 +3666,9 @@
             <w:tcW w:type="dxa" w:w="2160"/>
           </w:tcPr>
           <w:p>
+            <w:pPr>
+              <w:keepNext/>
+            </w:pPr>
             <w:r>
               <w:rPr>
                 <w:sz w:val="18"/>
@@ -3382,6 +3682,9 @@
             <w:tcW w:type="dxa" w:w="2160"/>
           </w:tcPr>
           <w:p>
+            <w:pPr>
+              <w:keepNext/>
+            </w:pPr>
             <w:r>
               <w:rPr>
                 <w:sz w:val="18"/>
@@ -3395,6 +3698,9 @@
             <w:tcW w:type="dxa" w:w="2160"/>
           </w:tcPr>
           <w:p>
+            <w:pPr>
+              <w:keepNext/>
+            </w:pPr>
             <w:r>
               <w:rPr>
                 <w:sz w:val="18"/>
@@ -3408,6 +3714,9 @@
             <w:tcW w:type="dxa" w:w="2160"/>
           </w:tcPr>
           <w:p>
+            <w:pPr>
+              <w:keepNext/>
+            </w:pPr>
             <w:r>
               <w:rPr>
                 <w:sz w:val="18"/>
@@ -3426,6 +3735,9 @@
             <w:tcW w:type="dxa" w:w="2160"/>
           </w:tcPr>
           <w:p>
+            <w:pPr>
+              <w:keepNext/>
+            </w:pPr>
             <w:r>
               <w:rPr>
                 <w:sz w:val="18"/>
@@ -3439,6 +3751,9 @@
             <w:tcW w:type="dxa" w:w="2160"/>
           </w:tcPr>
           <w:p>
+            <w:pPr>
+              <w:keepNext/>
+            </w:pPr>
             <w:r>
               <w:rPr>
                 <w:sz w:val="18"/>
@@ -3452,6 +3767,9 @@
             <w:tcW w:type="dxa" w:w="2160"/>
           </w:tcPr>
           <w:p>
+            <w:pPr>
+              <w:keepNext/>
+            </w:pPr>
             <w:r>
               <w:rPr>
                 <w:sz w:val="18"/>
@@ -3465,6 +3783,9 @@
             <w:tcW w:type="dxa" w:w="2160"/>
           </w:tcPr>
           <w:p>
+            <w:pPr>
+              <w:keepNext/>
+            </w:pPr>
             <w:r>
               <w:rPr>
                 <w:sz w:val="18"/>
@@ -3788,6 +4109,9 @@
             <w:tcW w:type="dxa" w:w="2160"/>
           </w:tcPr>
           <w:p>
+            <w:pPr>
+              <w:keepNext/>
+            </w:pPr>
             <w:r>
               <w:rPr>
                 <w:b/>
@@ -3802,6 +4126,9 @@
             <w:tcW w:type="dxa" w:w="2160"/>
           </w:tcPr>
           <w:p>
+            <w:pPr>
+              <w:keepNext/>
+            </w:pPr>
             <w:r>
               <w:rPr>
                 <w:b/>
@@ -3816,6 +4143,9 @@
             <w:tcW w:type="dxa" w:w="2160"/>
           </w:tcPr>
           <w:p>
+            <w:pPr>
+              <w:keepNext/>
+            </w:pPr>
             <w:r>
               <w:rPr>
                 <w:b/>
@@ -3830,6 +4160,9 @@
             <w:tcW w:type="dxa" w:w="2160"/>
           </w:tcPr>
           <w:p>
+            <w:pPr>
+              <w:keepNext/>
+            </w:pPr>
             <w:r>
               <w:rPr>
                 <w:b/>
@@ -3849,6 +4182,9 @@
             <w:tcW w:type="dxa" w:w="2160"/>
           </w:tcPr>
           <w:p>
+            <w:pPr>
+              <w:keepNext/>
+            </w:pPr>
             <w:r>
               <w:rPr>
                 <w:sz w:val="18"/>
@@ -3862,6 +4198,9 @@
             <w:tcW w:type="dxa" w:w="2160"/>
           </w:tcPr>
           <w:p>
+            <w:pPr>
+              <w:keepNext/>
+            </w:pPr>
             <w:r>
               <w:rPr>
                 <w:sz w:val="18"/>
@@ -3875,6 +4214,9 @@
             <w:tcW w:type="dxa" w:w="2160"/>
           </w:tcPr>
           <w:p>
+            <w:pPr>
+              <w:keepNext/>
+            </w:pPr>
             <w:r>
               <w:rPr>
                 <w:sz w:val="18"/>
@@ -3888,6 +4230,9 @@
             <w:tcW w:type="dxa" w:w="2160"/>
           </w:tcPr>
           <w:p>
+            <w:pPr>
+              <w:keepNext/>
+            </w:pPr>
             <w:r>
               <w:rPr>
                 <w:sz w:val="18"/>
@@ -3906,6 +4251,9 @@
             <w:tcW w:type="dxa" w:w="2160"/>
           </w:tcPr>
           <w:p>
+            <w:pPr>
+              <w:keepNext/>
+            </w:pPr>
             <w:r>
               <w:rPr>
                 <w:sz w:val="18"/>
@@ -3919,6 +4267,9 @@
             <w:tcW w:type="dxa" w:w="2160"/>
           </w:tcPr>
           <w:p>
+            <w:pPr>
+              <w:keepNext/>
+            </w:pPr>
             <w:r>
               <w:rPr>
                 <w:sz w:val="18"/>
@@ -3932,6 +4283,9 @@
             <w:tcW w:type="dxa" w:w="2160"/>
           </w:tcPr>
           <w:p>
+            <w:pPr>
+              <w:keepNext/>
+            </w:pPr>
             <w:r>
               <w:rPr>
                 <w:sz w:val="18"/>
@@ -3945,6 +4299,9 @@
             <w:tcW w:type="dxa" w:w="2160"/>
           </w:tcPr>
           <w:p>
+            <w:pPr>
+              <w:keepNext/>
+            </w:pPr>
             <w:r>
               <w:rPr>
                 <w:sz w:val="18"/>
@@ -3963,6 +4320,9 @@
             <w:tcW w:type="dxa" w:w="2160"/>
           </w:tcPr>
           <w:p>
+            <w:pPr>
+              <w:keepNext/>
+            </w:pPr>
             <w:r>
               <w:rPr>
                 <w:sz w:val="18"/>
@@ -3976,6 +4336,9 @@
             <w:tcW w:type="dxa" w:w="2160"/>
           </w:tcPr>
           <w:p>
+            <w:pPr>
+              <w:keepNext/>
+            </w:pPr>
             <w:r>
               <w:rPr>
                 <w:sz w:val="18"/>
@@ -3989,6 +4352,9 @@
             <w:tcW w:type="dxa" w:w="2160"/>
           </w:tcPr>
           <w:p>
+            <w:pPr>
+              <w:keepNext/>
+            </w:pPr>
             <w:r>
               <w:rPr>
                 <w:sz w:val="18"/>
@@ -4002,6 +4368,9 @@
             <w:tcW w:type="dxa" w:w="2160"/>
           </w:tcPr>
           <w:p>
+            <w:pPr>
+              <w:keepNext/>
+            </w:pPr>
             <w:r>
               <w:rPr>
                 <w:sz w:val="18"/>
@@ -4020,6 +4389,9 @@
             <w:tcW w:type="dxa" w:w="2160"/>
           </w:tcPr>
           <w:p>
+            <w:pPr>
+              <w:keepNext/>
+            </w:pPr>
             <w:r>
               <w:rPr>
                 <w:sz w:val="18"/>
@@ -4033,6 +4405,9 @@
             <w:tcW w:type="dxa" w:w="2160"/>
           </w:tcPr>
           <w:p>
+            <w:pPr>
+              <w:keepNext/>
+            </w:pPr>
             <w:r>
               <w:rPr>
                 <w:sz w:val="18"/>
@@ -4046,6 +4421,9 @@
             <w:tcW w:type="dxa" w:w="2160"/>
           </w:tcPr>
           <w:p>
+            <w:pPr>
+              <w:keepNext/>
+            </w:pPr>
             <w:r>
               <w:rPr>
                 <w:sz w:val="18"/>
@@ -4059,6 +4437,9 @@
             <w:tcW w:type="dxa" w:w="2160"/>
           </w:tcPr>
           <w:p>
+            <w:pPr>
+              <w:keepNext/>
+            </w:pPr>
             <w:r>
               <w:rPr>
                 <w:sz w:val="18"/>
@@ -4297,6 +4678,9 @@
             <w:tcW w:type="dxa" w:w="2160"/>
           </w:tcPr>
           <w:p>
+            <w:pPr>
+              <w:keepNext/>
+            </w:pPr>
             <w:r>
               <w:rPr>
                 <w:b/>
@@ -4311,6 +4695,9 @@
             <w:tcW w:type="dxa" w:w="2160"/>
           </w:tcPr>
           <w:p>
+            <w:pPr>
+              <w:keepNext/>
+            </w:pPr>
             <w:r>
               <w:rPr>
                 <w:b/>
@@ -4325,6 +4712,9 @@
             <w:tcW w:type="dxa" w:w="2160"/>
           </w:tcPr>
           <w:p>
+            <w:pPr>
+              <w:keepNext/>
+            </w:pPr>
             <w:r>
               <w:rPr>
                 <w:b/>
@@ -4339,6 +4729,9 @@
             <w:tcW w:type="dxa" w:w="2160"/>
           </w:tcPr>
           <w:p>
+            <w:pPr>
+              <w:keepNext/>
+            </w:pPr>
             <w:r>
               <w:rPr>
                 <w:b/>
@@ -4358,6 +4751,9 @@
             <w:tcW w:type="dxa" w:w="2160"/>
           </w:tcPr>
           <w:p>
+            <w:pPr>
+              <w:keepNext/>
+            </w:pPr>
             <w:r>
               <w:rPr>
                 <w:sz w:val="18"/>
@@ -4371,6 +4767,9 @@
             <w:tcW w:type="dxa" w:w="2160"/>
           </w:tcPr>
           <w:p>
+            <w:pPr>
+              <w:keepNext/>
+            </w:pPr>
             <w:r>
               <w:rPr>
                 <w:sz w:val="18"/>
@@ -4384,6 +4783,9 @@
             <w:tcW w:type="dxa" w:w="2160"/>
           </w:tcPr>
           <w:p>
+            <w:pPr>
+              <w:keepNext/>
+            </w:pPr>
             <w:r>
               <w:rPr>
                 <w:sz w:val="18"/>
@@ -4397,6 +4799,9 @@
             <w:tcW w:type="dxa" w:w="2160"/>
           </w:tcPr>
           <w:p>
+            <w:pPr>
+              <w:keepNext/>
+            </w:pPr>
             <w:r>
               <w:rPr>
                 <w:sz w:val="18"/>
@@ -4415,6 +4820,9 @@
             <w:tcW w:type="dxa" w:w="2160"/>
           </w:tcPr>
           <w:p>
+            <w:pPr>
+              <w:keepNext/>
+            </w:pPr>
             <w:r>
               <w:rPr>
                 <w:sz w:val="18"/>
@@ -4428,6 +4836,9 @@
             <w:tcW w:type="dxa" w:w="2160"/>
           </w:tcPr>
           <w:p>
+            <w:pPr>
+              <w:keepNext/>
+            </w:pPr>
             <w:r>
               <w:rPr>
                 <w:sz w:val="18"/>
@@ -4441,6 +4852,9 @@
             <w:tcW w:type="dxa" w:w="2160"/>
           </w:tcPr>
           <w:p>
+            <w:pPr>
+              <w:keepNext/>
+            </w:pPr>
             <w:r>
               <w:rPr>
                 <w:sz w:val="18"/>
@@ -4454,6 +4868,9 @@
             <w:tcW w:type="dxa" w:w="2160"/>
           </w:tcPr>
           <w:p>
+            <w:pPr>
+              <w:keepNext/>
+            </w:pPr>
             <w:r>
               <w:rPr>
                 <w:sz w:val="18"/>
@@ -4472,6 +4889,9 @@
             <w:tcW w:type="dxa" w:w="2160"/>
           </w:tcPr>
           <w:p>
+            <w:pPr>
+              <w:keepNext/>
+            </w:pPr>
             <w:r>
               <w:rPr>
                 <w:sz w:val="18"/>
@@ -4485,6 +4905,9 @@
             <w:tcW w:type="dxa" w:w="2160"/>
           </w:tcPr>
           <w:p>
+            <w:pPr>
+              <w:keepNext/>
+            </w:pPr>
             <w:r>
               <w:rPr>
                 <w:sz w:val="18"/>
@@ -4498,6 +4921,9 @@
             <w:tcW w:type="dxa" w:w="2160"/>
           </w:tcPr>
           <w:p>
+            <w:pPr>
+              <w:keepNext/>
+            </w:pPr>
             <w:r>
               <w:rPr>
                 <w:sz w:val="18"/>
@@ -4511,6 +4937,9 @@
             <w:tcW w:type="dxa" w:w="2160"/>
           </w:tcPr>
           <w:p>
+            <w:pPr>
+              <w:keepNext/>
+            </w:pPr>
             <w:r>
               <w:rPr>
                 <w:sz w:val="18"/>
@@ -4529,6 +4958,9 @@
             <w:tcW w:type="dxa" w:w="2160"/>
           </w:tcPr>
           <w:p>
+            <w:pPr>
+              <w:keepNext/>
+            </w:pPr>
             <w:r>
               <w:rPr>
                 <w:sz w:val="18"/>
@@ -4542,6 +4974,9 @@
             <w:tcW w:type="dxa" w:w="2160"/>
           </w:tcPr>
           <w:p>
+            <w:pPr>
+              <w:keepNext/>
+            </w:pPr>
             <w:r>
               <w:rPr>
                 <w:sz w:val="18"/>
@@ -4555,6 +4990,9 @@
             <w:tcW w:type="dxa" w:w="2160"/>
           </w:tcPr>
           <w:p>
+            <w:pPr>
+              <w:keepNext/>
+            </w:pPr>
             <w:r>
               <w:rPr>
                 <w:sz w:val="18"/>
@@ -4568,6 +5006,9 @@
             <w:tcW w:type="dxa" w:w="2160"/>
           </w:tcPr>
           <w:p>
+            <w:pPr>
+              <w:keepNext/>
+            </w:pPr>
             <w:r>
               <w:rPr>
                 <w:sz w:val="18"/>
@@ -4692,6 +5133,9 @@
             <w:tcW w:type="dxa" w:w="4320"/>
           </w:tcPr>
           <w:p>
+            <w:pPr>
+              <w:keepNext/>
+            </w:pPr>
             <w:r>
               <w:rPr>
                 <w:b/>
@@ -4706,6 +5150,9 @@
             <w:tcW w:type="dxa" w:w="4320"/>
           </w:tcPr>
           <w:p>
+            <w:pPr>
+              <w:keepNext/>
+            </w:pPr>
             <w:r>
               <w:rPr>
                 <w:b/>
@@ -4725,6 +5172,9 @@
             <w:tcW w:type="dxa" w:w="4320"/>
           </w:tcPr>
           <w:p>
+            <w:pPr>
+              <w:keepNext/>
+            </w:pPr>
             <w:r>
               <w:rPr>
                 <w:sz w:val="18"/>
@@ -4738,6 +5188,9 @@
             <w:tcW w:type="dxa" w:w="4320"/>
           </w:tcPr>
           <w:p>
+            <w:pPr>
+              <w:keepNext/>
+            </w:pPr>
             <w:r>
               <w:rPr>
                 <w:sz w:val="18"/>
@@ -4756,6 +5209,9 @@
             <w:tcW w:type="dxa" w:w="4320"/>
           </w:tcPr>
           <w:p>
+            <w:pPr>
+              <w:keepNext/>
+            </w:pPr>
             <w:r>
               <w:rPr>
                 <w:sz w:val="18"/>
@@ -4769,6 +5225,9 @@
             <w:tcW w:type="dxa" w:w="4320"/>
           </w:tcPr>
           <w:p>
+            <w:pPr>
+              <w:keepNext/>
+            </w:pPr>
             <w:r>
               <w:rPr>
                 <w:sz w:val="18"/>
@@ -4787,6 +5246,9 @@
             <w:tcW w:type="dxa" w:w="4320"/>
           </w:tcPr>
           <w:p>
+            <w:pPr>
+              <w:keepNext/>
+            </w:pPr>
             <w:r>
               <w:rPr>
                 <w:sz w:val="18"/>
@@ -4800,6 +5262,9 @@
             <w:tcW w:type="dxa" w:w="4320"/>
           </w:tcPr>
           <w:p>
+            <w:pPr>
+              <w:keepNext/>
+            </w:pPr>
             <w:r>
               <w:rPr>
                 <w:sz w:val="18"/>
@@ -4818,6 +5283,9 @@
             <w:tcW w:type="dxa" w:w="4320"/>
           </w:tcPr>
           <w:p>
+            <w:pPr>
+              <w:keepNext/>
+            </w:pPr>
             <w:r>
               <w:rPr>
                 <w:sz w:val="18"/>
@@ -4831,6 +5299,9 @@
             <w:tcW w:type="dxa" w:w="4320"/>
           </w:tcPr>
           <w:p>
+            <w:pPr>
+              <w:keepNext/>
+            </w:pPr>
             <w:r>
               <w:rPr>
                 <w:sz w:val="18"/>
@@ -4849,6 +5320,9 @@
             <w:tcW w:type="dxa" w:w="4320"/>
           </w:tcPr>
           <w:p>
+            <w:pPr>
+              <w:keepNext/>
+            </w:pPr>
             <w:r>
               <w:rPr>
                 <w:sz w:val="18"/>
@@ -4862,6 +5336,9 @@
             <w:tcW w:type="dxa" w:w="4320"/>
           </w:tcPr>
           <w:p>
+            <w:pPr>
+              <w:keepNext/>
+            </w:pPr>
             <w:r>
               <w:rPr>
                 <w:sz w:val="18"/>
@@ -4880,6 +5357,9 @@
             <w:tcW w:type="dxa" w:w="4320"/>
           </w:tcPr>
           <w:p>
+            <w:pPr>
+              <w:keepNext/>
+            </w:pPr>
             <w:r>
               <w:rPr>
                 <w:sz w:val="18"/>
@@ -4893,6 +5373,9 @@
             <w:tcW w:type="dxa" w:w="4320"/>
           </w:tcPr>
           <w:p>
+            <w:pPr>
+              <w:keepNext/>
+            </w:pPr>
             <w:r>
               <w:rPr>
                 <w:sz w:val="18"/>
@@ -4911,6 +5394,9 @@
             <w:tcW w:type="dxa" w:w="4320"/>
           </w:tcPr>
           <w:p>
+            <w:pPr>
+              <w:keepNext/>
+            </w:pPr>
             <w:r>
               <w:rPr>
                 <w:sz w:val="18"/>
@@ -4924,6 +5410,9 @@
             <w:tcW w:type="dxa" w:w="4320"/>
           </w:tcPr>
           <w:p>
+            <w:pPr>
+              <w:keepNext/>
+            </w:pPr>
             <w:r>
               <w:rPr>
                 <w:sz w:val="18"/>
@@ -5147,6 +5636,9 @@
             <w:tcW w:type="dxa" w:w="2160"/>
           </w:tcPr>
           <w:p>
+            <w:pPr>
+              <w:keepNext/>
+            </w:pPr>
             <w:r>
               <w:rPr>
                 <w:b/>
@@ -5161,6 +5653,9 @@
             <w:tcW w:type="dxa" w:w="2160"/>
           </w:tcPr>
           <w:p>
+            <w:pPr>
+              <w:keepNext/>
+            </w:pPr>
             <w:r>
               <w:rPr>
                 <w:b/>
@@ -5175,6 +5670,9 @@
             <w:tcW w:type="dxa" w:w="2160"/>
           </w:tcPr>
           <w:p>
+            <w:pPr>
+              <w:keepNext/>
+            </w:pPr>
             <w:r>
               <w:rPr>
                 <w:b/>
@@ -5189,6 +5687,9 @@
             <w:tcW w:type="dxa" w:w="2160"/>
           </w:tcPr>
           <w:p>
+            <w:pPr>
+              <w:keepNext/>
+            </w:pPr>
             <w:r>
               <w:rPr>
                 <w:b/>
@@ -5208,6 +5709,9 @@
             <w:tcW w:type="dxa" w:w="2160"/>
           </w:tcPr>
           <w:p>
+            <w:pPr>
+              <w:keepNext/>
+            </w:pPr>
             <w:r>
               <w:rPr>
                 <w:sz w:val="18"/>
@@ -5221,6 +5725,9 @@
             <w:tcW w:type="dxa" w:w="2160"/>
           </w:tcPr>
           <w:p>
+            <w:pPr>
+              <w:keepNext/>
+            </w:pPr>
             <w:r>
               <w:rPr>
                 <w:sz w:val="18"/>
@@ -5234,6 +5741,9 @@
             <w:tcW w:type="dxa" w:w="2160"/>
           </w:tcPr>
           <w:p>
+            <w:pPr>
+              <w:keepNext/>
+            </w:pPr>
             <w:r>
               <w:rPr>
                 <w:sz w:val="18"/>
@@ -5247,6 +5757,9 @@
             <w:tcW w:type="dxa" w:w="2160"/>
           </w:tcPr>
           <w:p>
+            <w:pPr>
+              <w:keepNext/>
+            </w:pPr>
             <w:r>
               <w:rPr>
                 <w:sz w:val="18"/>
@@ -5265,6 +5778,9 @@
             <w:tcW w:type="dxa" w:w="2160"/>
           </w:tcPr>
           <w:p>
+            <w:pPr>
+              <w:keepNext/>
+            </w:pPr>
             <w:r>
               <w:rPr>
                 <w:sz w:val="18"/>
@@ -5278,6 +5794,9 @@
             <w:tcW w:type="dxa" w:w="2160"/>
           </w:tcPr>
           <w:p>
+            <w:pPr>
+              <w:keepNext/>
+            </w:pPr>
             <w:r>
               <w:rPr>
                 <w:sz w:val="18"/>
@@ -5291,6 +5810,9 @@
             <w:tcW w:type="dxa" w:w="2160"/>
           </w:tcPr>
           <w:p>
+            <w:pPr>
+              <w:keepNext/>
+            </w:pPr>
             <w:r>
               <w:rPr>
                 <w:sz w:val="18"/>
@@ -5304,6 +5826,9 @@
             <w:tcW w:type="dxa" w:w="2160"/>
           </w:tcPr>
           <w:p>
+            <w:pPr>
+              <w:keepNext/>
+            </w:pPr>
             <w:r>
               <w:rPr>
                 <w:sz w:val="18"/>
@@ -5322,6 +5847,9 @@
             <w:tcW w:type="dxa" w:w="2160"/>
           </w:tcPr>
           <w:p>
+            <w:pPr>
+              <w:keepNext/>
+            </w:pPr>
             <w:r>
               <w:rPr>
                 <w:sz w:val="18"/>
@@ -5335,6 +5863,9 @@
             <w:tcW w:type="dxa" w:w="2160"/>
           </w:tcPr>
           <w:p>
+            <w:pPr>
+              <w:keepNext/>
+            </w:pPr>
             <w:r>
               <w:rPr>
                 <w:sz w:val="18"/>
@@ -5348,6 +5879,9 @@
             <w:tcW w:type="dxa" w:w="2160"/>
           </w:tcPr>
           <w:p>
+            <w:pPr>
+              <w:keepNext/>
+            </w:pPr>
             <w:r>
               <w:rPr>
                 <w:sz w:val="18"/>
@@ -5361,6 +5895,9 @@
             <w:tcW w:type="dxa" w:w="2160"/>
           </w:tcPr>
           <w:p>
+            <w:pPr>
+              <w:keepNext/>
+            </w:pPr>
             <w:r>
               <w:rPr>
                 <w:sz w:val="18"/>
@@ -5379,6 +5916,9 @@
             <w:tcW w:type="dxa" w:w="2160"/>
           </w:tcPr>
           <w:p>
+            <w:pPr>
+              <w:keepNext/>
+            </w:pPr>
             <w:r>
               <w:rPr>
                 <w:sz w:val="18"/>
@@ -5392,6 +5932,9 @@
             <w:tcW w:type="dxa" w:w="2160"/>
           </w:tcPr>
           <w:p>
+            <w:pPr>
+              <w:keepNext/>
+            </w:pPr>
             <w:r>
               <w:rPr>
                 <w:sz w:val="18"/>
@@ -5405,6 +5948,9 @@
             <w:tcW w:type="dxa" w:w="2160"/>
           </w:tcPr>
           <w:p>
+            <w:pPr>
+              <w:keepNext/>
+            </w:pPr>
             <w:r>
               <w:rPr>
                 <w:sz w:val="18"/>
@@ -5418,6 +5964,9 @@
             <w:tcW w:type="dxa" w:w="2160"/>
           </w:tcPr>
           <w:p>
+            <w:pPr>
+              <w:keepNext/>
+            </w:pPr>
             <w:r>
               <w:rPr>
                 <w:sz w:val="18"/>
@@ -5436,6 +5985,9 @@
             <w:tcW w:type="dxa" w:w="2160"/>
           </w:tcPr>
           <w:p>
+            <w:pPr>
+              <w:keepNext/>
+            </w:pPr>
             <w:r>
               <w:rPr>
                 <w:sz w:val="18"/>
@@ -5449,6 +6001,9 @@
             <w:tcW w:type="dxa" w:w="2160"/>
           </w:tcPr>
           <w:p>
+            <w:pPr>
+              <w:keepNext/>
+            </w:pPr>
             <w:r>
               <w:rPr>
                 <w:sz w:val="18"/>
@@ -5462,6 +6017,9 @@
             <w:tcW w:type="dxa" w:w="2160"/>
           </w:tcPr>
           <w:p>
+            <w:pPr>
+              <w:keepNext/>
+            </w:pPr>
             <w:r>
               <w:rPr>
                 <w:sz w:val="18"/>
@@ -5475,6 +6033,9 @@
             <w:tcW w:type="dxa" w:w="2160"/>
           </w:tcPr>
           <w:p>
+            <w:pPr>
+              <w:keepNext/>
+            </w:pPr>
             <w:r>
               <w:rPr>
                 <w:sz w:val="18"/>
@@ -5617,6 +6178,9 @@
             <w:tcW w:type="dxa" w:w="2160"/>
           </w:tcPr>
           <w:p>
+            <w:pPr>
+              <w:keepNext/>
+            </w:pPr>
             <w:r>
               <w:rPr>
                 <w:b/>
@@ -5631,6 +6195,9 @@
             <w:tcW w:type="dxa" w:w="2160"/>
           </w:tcPr>
           <w:p>
+            <w:pPr>
+              <w:keepNext/>
+            </w:pPr>
             <w:r>
               <w:rPr>
                 <w:b/>
@@ -5645,6 +6212,9 @@
             <w:tcW w:type="dxa" w:w="2160"/>
           </w:tcPr>
           <w:p>
+            <w:pPr>
+              <w:keepNext/>
+            </w:pPr>
             <w:r>
               <w:rPr>
                 <w:b/>
@@ -5659,6 +6229,9 @@
             <w:tcW w:type="dxa" w:w="2160"/>
           </w:tcPr>
           <w:p>
+            <w:pPr>
+              <w:keepNext/>
+            </w:pPr>
             <w:r>
               <w:rPr>
                 <w:b/>
@@ -5678,6 +6251,9 @@
             <w:tcW w:type="dxa" w:w="2160"/>
           </w:tcPr>
           <w:p>
+            <w:pPr>
+              <w:keepNext/>
+            </w:pPr>
             <w:r>
               <w:rPr>
                 <w:sz w:val="18"/>
@@ -5691,6 +6267,9 @@
             <w:tcW w:type="dxa" w:w="2160"/>
           </w:tcPr>
           <w:p>
+            <w:pPr>
+              <w:keepNext/>
+            </w:pPr>
             <w:r>
               <w:rPr>
                 <w:sz w:val="18"/>
@@ -5704,6 +6283,9 @@
             <w:tcW w:type="dxa" w:w="2160"/>
           </w:tcPr>
           <w:p>
+            <w:pPr>
+              <w:keepNext/>
+            </w:pPr>
             <w:r>
               <w:rPr>
                 <w:sz w:val="18"/>
@@ -5717,6 +6299,9 @@
             <w:tcW w:type="dxa" w:w="2160"/>
           </w:tcPr>
           <w:p>
+            <w:pPr>
+              <w:keepNext/>
+            </w:pPr>
             <w:r>
               <w:rPr>
                 <w:sz w:val="18"/>
@@ -5735,6 +6320,9 @@
             <w:tcW w:type="dxa" w:w="2160"/>
           </w:tcPr>
           <w:p>
+            <w:pPr>
+              <w:keepNext/>
+            </w:pPr>
             <w:r>
               <w:rPr>
                 <w:sz w:val="18"/>
@@ -5748,6 +6336,9 @@
             <w:tcW w:type="dxa" w:w="2160"/>
           </w:tcPr>
           <w:p>
+            <w:pPr>
+              <w:keepNext/>
+            </w:pPr>
             <w:r>
               <w:rPr>
                 <w:sz w:val="18"/>
@@ -5761,6 +6352,9 @@
             <w:tcW w:type="dxa" w:w="2160"/>
           </w:tcPr>
           <w:p>
+            <w:pPr>
+              <w:keepNext/>
+            </w:pPr>
             <w:r>
               <w:rPr>
                 <w:sz w:val="18"/>
@@ -5774,6 +6368,9 @@
             <w:tcW w:type="dxa" w:w="2160"/>
           </w:tcPr>
           <w:p>
+            <w:pPr>
+              <w:keepNext/>
+            </w:pPr>
             <w:r>
               <w:rPr>
                 <w:sz w:val="18"/>
@@ -5792,6 +6389,9 @@
             <w:tcW w:type="dxa" w:w="2160"/>
           </w:tcPr>
           <w:p>
+            <w:pPr>
+              <w:keepNext/>
+            </w:pPr>
             <w:r>
               <w:rPr>
                 <w:sz w:val="18"/>
@@ -5805,6 +6405,9 @@
             <w:tcW w:type="dxa" w:w="2160"/>
           </w:tcPr>
           <w:p>
+            <w:pPr>
+              <w:keepNext/>
+            </w:pPr>
             <w:r>
               <w:rPr>
                 <w:sz w:val="18"/>
@@ -5818,6 +6421,9 @@
             <w:tcW w:type="dxa" w:w="2160"/>
           </w:tcPr>
           <w:p>
+            <w:pPr>
+              <w:keepNext/>
+            </w:pPr>
             <w:r>
               <w:rPr>
                 <w:sz w:val="18"/>
@@ -5831,6 +6437,9 @@
             <w:tcW w:type="dxa" w:w="2160"/>
           </w:tcPr>
           <w:p>
+            <w:pPr>
+              <w:keepNext/>
+            </w:pPr>
             <w:r>
               <w:rPr>
                 <w:sz w:val="18"/>
@@ -5849,6 +6458,9 @@
             <w:tcW w:type="dxa" w:w="2160"/>
           </w:tcPr>
           <w:p>
+            <w:pPr>
+              <w:keepNext/>
+            </w:pPr>
             <w:r>
               <w:rPr>
                 <w:sz w:val="18"/>
@@ -5862,6 +6474,9 @@
             <w:tcW w:type="dxa" w:w="2160"/>
           </w:tcPr>
           <w:p>
+            <w:pPr>
+              <w:keepNext/>
+            </w:pPr>
             <w:r>
               <w:rPr>
                 <w:sz w:val="18"/>
@@ -5875,6 +6490,9 @@
             <w:tcW w:type="dxa" w:w="2160"/>
           </w:tcPr>
           <w:p>
+            <w:pPr>
+              <w:keepNext/>
+            </w:pPr>
             <w:r>
               <w:rPr>
                 <w:sz w:val="18"/>
@@ -5888,6 +6506,9 @@
             <w:tcW w:type="dxa" w:w="2160"/>
           </w:tcPr>
           <w:p>
+            <w:pPr>
+              <w:keepNext/>
+            </w:pPr>
             <w:r>
               <w:rPr>
                 <w:sz w:val="18"/>
@@ -5906,6 +6527,9 @@
             <w:tcW w:type="dxa" w:w="2160"/>
           </w:tcPr>
           <w:p>
+            <w:pPr>
+              <w:keepNext/>
+            </w:pPr>
             <w:r>
               <w:rPr>
                 <w:sz w:val="18"/>
@@ -5919,6 +6543,9 @@
             <w:tcW w:type="dxa" w:w="2160"/>
           </w:tcPr>
           <w:p>
+            <w:pPr>
+              <w:keepNext/>
+            </w:pPr>
             <w:r>
               <w:rPr>
                 <w:sz w:val="18"/>
@@ -5932,6 +6559,9 @@
             <w:tcW w:type="dxa" w:w="2160"/>
           </w:tcPr>
           <w:p>
+            <w:pPr>
+              <w:keepNext/>
+            </w:pPr>
             <w:r>
               <w:rPr>
                 <w:sz w:val="18"/>
@@ -5945,6 +6575,9 @@
             <w:tcW w:type="dxa" w:w="2160"/>
           </w:tcPr>
           <w:p>
+            <w:pPr>
+              <w:keepNext/>
+            </w:pPr>
             <w:r>
               <w:rPr>
                 <w:sz w:val="18"/>
@@ -5963,6 +6596,9 @@
             <w:tcW w:type="dxa" w:w="2160"/>
           </w:tcPr>
           <w:p>
+            <w:pPr>
+              <w:keepNext/>
+            </w:pPr>
             <w:r>
               <w:rPr>
                 <w:sz w:val="18"/>
@@ -5976,6 +6612,9 @@
             <w:tcW w:type="dxa" w:w="2160"/>
           </w:tcPr>
           <w:p>
+            <w:pPr>
+              <w:keepNext/>
+            </w:pPr>
             <w:r>
               <w:rPr>
                 <w:sz w:val="18"/>
@@ -5989,6 +6628,9 @@
             <w:tcW w:type="dxa" w:w="2160"/>
           </w:tcPr>
           <w:p>
+            <w:pPr>
+              <w:keepNext/>
+            </w:pPr>
             <w:r>
               <w:rPr>
                 <w:sz w:val="18"/>
@@ -6002,6 +6644,9 @@
             <w:tcW w:type="dxa" w:w="2160"/>
           </w:tcPr>
           <w:p>
+            <w:pPr>
+              <w:keepNext/>
+            </w:pPr>
             <w:r>
               <w:rPr>
                 <w:sz w:val="18"/>
@@ -6020,6 +6665,9 @@
             <w:tcW w:type="dxa" w:w="2160"/>
           </w:tcPr>
           <w:p>
+            <w:pPr>
+              <w:keepNext/>
+            </w:pPr>
             <w:r>
               <w:rPr>
                 <w:sz w:val="18"/>
@@ -6033,6 +6681,9 @@
             <w:tcW w:type="dxa" w:w="2160"/>
           </w:tcPr>
           <w:p>
+            <w:pPr>
+              <w:keepNext/>
+            </w:pPr>
             <w:r>
               <w:rPr>
                 <w:sz w:val="18"/>
@@ -6046,6 +6697,9 @@
             <w:tcW w:type="dxa" w:w="2160"/>
           </w:tcPr>
           <w:p>
+            <w:pPr>
+              <w:keepNext/>
+            </w:pPr>
             <w:r>
               <w:rPr>
                 <w:sz w:val="18"/>
@@ -6059,6 +6713,9 @@
             <w:tcW w:type="dxa" w:w="2160"/>
           </w:tcPr>
           <w:p>
+            <w:pPr>
+              <w:keepNext/>
+            </w:pPr>
             <w:r>
               <w:rPr>
                 <w:sz w:val="18"/>
@@ -6077,6 +6734,9 @@
             <w:tcW w:type="dxa" w:w="2160"/>
           </w:tcPr>
           <w:p>
+            <w:pPr>
+              <w:keepNext/>
+            </w:pPr>
             <w:r>
               <w:rPr>
                 <w:sz w:val="18"/>
@@ -6090,6 +6750,9 @@
             <w:tcW w:type="dxa" w:w="2160"/>
           </w:tcPr>
           <w:p>
+            <w:pPr>
+              <w:keepNext/>
+            </w:pPr>
             <w:r>
               <w:rPr>
                 <w:sz w:val="18"/>
@@ -6103,6 +6766,9 @@
             <w:tcW w:type="dxa" w:w="2160"/>
           </w:tcPr>
           <w:p>
+            <w:pPr>
+              <w:keepNext/>
+            </w:pPr>
             <w:r>
               <w:rPr>
                 <w:sz w:val="18"/>
@@ -6116,6 +6782,9 @@
             <w:tcW w:type="dxa" w:w="2160"/>
           </w:tcPr>
           <w:p>
+            <w:pPr>
+              <w:keepNext/>
+            </w:pPr>
             <w:r>
               <w:rPr>
                 <w:sz w:val="18"/>
@@ -6221,6 +6890,9 @@
             <w:tcW w:type="dxa" w:w="2160"/>
           </w:tcPr>
           <w:p>
+            <w:pPr>
+              <w:keepNext/>
+            </w:pPr>
             <w:r>
               <w:rPr>
                 <w:b/>
@@ -6235,6 +6907,9 @@
             <w:tcW w:type="dxa" w:w="2160"/>
           </w:tcPr>
           <w:p>
+            <w:pPr>
+              <w:keepNext/>
+            </w:pPr>
             <w:r>
               <w:rPr>
                 <w:b/>
@@ -6249,6 +6924,9 @@
             <w:tcW w:type="dxa" w:w="2160"/>
           </w:tcPr>
           <w:p>
+            <w:pPr>
+              <w:keepNext/>
+            </w:pPr>
             <w:r>
               <w:rPr>
                 <w:b/>
@@ -6263,6 +6941,9 @@
             <w:tcW w:type="dxa" w:w="2160"/>
           </w:tcPr>
           <w:p>
+            <w:pPr>
+              <w:keepNext/>
+            </w:pPr>
             <w:r>
               <w:rPr>
                 <w:b/>
@@ -6282,6 +6963,9 @@
             <w:tcW w:type="dxa" w:w="2160"/>
           </w:tcPr>
           <w:p>
+            <w:pPr>
+              <w:keepNext/>
+            </w:pPr>
             <w:r>
               <w:rPr>
                 <w:sz w:val="18"/>
@@ -6295,6 +6979,9 @@
             <w:tcW w:type="dxa" w:w="2160"/>
           </w:tcPr>
           <w:p>
+            <w:pPr>
+              <w:keepNext/>
+            </w:pPr>
             <w:r>
               <w:rPr>
                 <w:sz w:val="18"/>
@@ -6308,6 +6995,9 @@
             <w:tcW w:type="dxa" w:w="2160"/>
           </w:tcPr>
           <w:p>
+            <w:pPr>
+              <w:keepNext/>
+            </w:pPr>
             <w:r>
               <w:rPr>
                 <w:sz w:val="18"/>
@@ -6321,6 +7011,9 @@
             <w:tcW w:type="dxa" w:w="2160"/>
           </w:tcPr>
           <w:p>
+            <w:pPr>
+              <w:keepNext/>
+            </w:pPr>
             <w:r>
               <w:rPr>
                 <w:sz w:val="18"/>
@@ -6339,6 +7032,9 @@
             <w:tcW w:type="dxa" w:w="2160"/>
           </w:tcPr>
           <w:p>
+            <w:pPr>
+              <w:keepNext/>
+            </w:pPr>
             <w:r>
               <w:rPr>
                 <w:sz w:val="18"/>
@@ -6352,6 +7048,9 @@
             <w:tcW w:type="dxa" w:w="2160"/>
           </w:tcPr>
           <w:p>
+            <w:pPr>
+              <w:keepNext/>
+            </w:pPr>
             <w:r>
               <w:rPr>
                 <w:sz w:val="18"/>
@@ -6365,6 +7064,9 @@
             <w:tcW w:type="dxa" w:w="2160"/>
           </w:tcPr>
           <w:p>
+            <w:pPr>
+              <w:keepNext/>
+            </w:pPr>
             <w:r>
               <w:rPr>
                 <w:sz w:val="18"/>
@@ -6378,6 +7080,9 @@
             <w:tcW w:type="dxa" w:w="2160"/>
           </w:tcPr>
           <w:p>
+            <w:pPr>
+              <w:keepNext/>
+            </w:pPr>
             <w:r>
               <w:rPr>
                 <w:sz w:val="18"/>
@@ -6396,6 +7101,9 @@
             <w:tcW w:type="dxa" w:w="2160"/>
           </w:tcPr>
           <w:p>
+            <w:pPr>
+              <w:keepNext/>
+            </w:pPr>
             <w:r>
               <w:rPr>
                 <w:sz w:val="18"/>
@@ -6409,6 +7117,9 @@
             <w:tcW w:type="dxa" w:w="2160"/>
           </w:tcPr>
           <w:p>
+            <w:pPr>
+              <w:keepNext/>
+            </w:pPr>
             <w:r>
               <w:rPr>
                 <w:sz w:val="18"/>
@@ -6422,6 +7133,9 @@
             <w:tcW w:type="dxa" w:w="2160"/>
           </w:tcPr>
           <w:p>
+            <w:pPr>
+              <w:keepNext/>
+            </w:pPr>
             <w:r>
               <w:rPr>
                 <w:sz w:val="18"/>
@@ -6435,6 +7149,9 @@
             <w:tcW w:type="dxa" w:w="2160"/>
           </w:tcPr>
           <w:p>
+            <w:pPr>
+              <w:keepNext/>
+            </w:pPr>
             <w:r>
               <w:rPr>
                 <w:sz w:val="18"/>
@@ -6453,6 +7170,9 @@
             <w:tcW w:type="dxa" w:w="2160"/>
           </w:tcPr>
           <w:p>
+            <w:pPr>
+              <w:keepNext/>
+            </w:pPr>
             <w:r>
               <w:rPr>
                 <w:sz w:val="18"/>
@@ -6466,6 +7186,9 @@
             <w:tcW w:type="dxa" w:w="2160"/>
           </w:tcPr>
           <w:p>
+            <w:pPr>
+              <w:keepNext/>
+            </w:pPr>
             <w:r>
               <w:rPr>
                 <w:sz w:val="18"/>
@@ -6479,6 +7202,9 @@
             <w:tcW w:type="dxa" w:w="2160"/>
           </w:tcPr>
           <w:p>
+            <w:pPr>
+              <w:keepNext/>
+            </w:pPr>
             <w:r>
               <w:rPr>
                 <w:sz w:val="18"/>
@@ -6492,6 +7218,9 @@
             <w:tcW w:type="dxa" w:w="2160"/>
           </w:tcPr>
           <w:p>
+            <w:pPr>
+              <w:keepNext/>
+            </w:pPr>
             <w:r>
               <w:rPr>
                 <w:sz w:val="18"/>
@@ -6510,6 +7239,9 @@
             <w:tcW w:type="dxa" w:w="2160"/>
           </w:tcPr>
           <w:p>
+            <w:pPr>
+              <w:keepNext/>
+            </w:pPr>
             <w:r>
               <w:rPr>
                 <w:sz w:val="18"/>
@@ -6523,6 +7255,9 @@
             <w:tcW w:type="dxa" w:w="2160"/>
           </w:tcPr>
           <w:p>
+            <w:pPr>
+              <w:keepNext/>
+            </w:pPr>
             <w:r>
               <w:rPr>
                 <w:sz w:val="18"/>
@@ -6536,6 +7271,9 @@
             <w:tcW w:type="dxa" w:w="2160"/>
           </w:tcPr>
           <w:p>
+            <w:pPr>
+              <w:keepNext/>
+            </w:pPr>
             <w:r>
               <w:rPr>
                 <w:sz w:val="18"/>
@@ -6549,6 +7287,9 @@
             <w:tcW w:type="dxa" w:w="2160"/>
           </w:tcPr>
           <w:p>
+            <w:pPr>
+              <w:keepNext/>
+            </w:pPr>
             <w:r>
               <w:rPr>
                 <w:sz w:val="18"/>
@@ -6567,6 +7308,9 @@
             <w:tcW w:type="dxa" w:w="2160"/>
           </w:tcPr>
           <w:p>
+            <w:pPr>
+              <w:keepNext/>
+            </w:pPr>
             <w:r>
               <w:rPr>
                 <w:sz w:val="18"/>
@@ -6580,6 +7324,9 @@
             <w:tcW w:type="dxa" w:w="2160"/>
           </w:tcPr>
           <w:p>
+            <w:pPr>
+              <w:keepNext/>
+            </w:pPr>
             <w:r>
               <w:rPr>
                 <w:sz w:val="18"/>
@@ -6593,6 +7340,9 @@
             <w:tcW w:type="dxa" w:w="2160"/>
           </w:tcPr>
           <w:p>
+            <w:pPr>
+              <w:keepNext/>
+            </w:pPr>
             <w:r>
               <w:rPr>
                 <w:sz w:val="18"/>
@@ -6606,6 +7356,9 @@
             <w:tcW w:type="dxa" w:w="2160"/>
           </w:tcPr>
           <w:p>
+            <w:pPr>
+              <w:keepNext/>
+            </w:pPr>
             <w:r>
               <w:rPr>
                 <w:sz w:val="18"/>
@@ -6624,6 +7377,9 @@
             <w:tcW w:type="dxa" w:w="2160"/>
           </w:tcPr>
           <w:p>
+            <w:pPr>
+              <w:keepNext/>
+            </w:pPr>
             <w:r>
               <w:rPr>
                 <w:sz w:val="18"/>
@@ -6637,6 +7393,9 @@
             <w:tcW w:type="dxa" w:w="2160"/>
           </w:tcPr>
           <w:p>
+            <w:pPr>
+              <w:keepNext/>
+            </w:pPr>
             <w:r>
               <w:rPr>
                 <w:sz w:val="18"/>
@@ -6650,6 +7409,9 @@
             <w:tcW w:type="dxa" w:w="2160"/>
           </w:tcPr>
           <w:p>
+            <w:pPr>
+              <w:keepNext/>
+            </w:pPr>
             <w:r>
               <w:rPr>
                 <w:sz w:val="18"/>
@@ -6663,6 +7425,9 @@
             <w:tcW w:type="dxa" w:w="2160"/>
           </w:tcPr>
           <w:p>
+            <w:pPr>
+              <w:keepNext/>
+            </w:pPr>
             <w:r>
               <w:rPr>
                 <w:sz w:val="18"/>
@@ -6775,6 +7540,9 @@
             <w:tcW w:type="dxa" w:w="2160"/>
           </w:tcPr>
           <w:p>
+            <w:pPr>
+              <w:keepNext/>
+            </w:pPr>
             <w:r>
               <w:rPr>
                 <w:b/>
@@ -6789,6 +7557,9 @@
             <w:tcW w:type="dxa" w:w="2160"/>
           </w:tcPr>
           <w:p>
+            <w:pPr>
+              <w:keepNext/>
+            </w:pPr>
             <w:r>
               <w:rPr>
                 <w:b/>
@@ -6803,6 +7574,9 @@
             <w:tcW w:type="dxa" w:w="2160"/>
           </w:tcPr>
           <w:p>
+            <w:pPr>
+              <w:keepNext/>
+            </w:pPr>
             <w:r>
               <w:rPr>
                 <w:b/>
@@ -6817,6 +7591,9 @@
             <w:tcW w:type="dxa" w:w="2160"/>
           </w:tcPr>
           <w:p>
+            <w:pPr>
+              <w:keepNext/>
+            </w:pPr>
             <w:r>
               <w:rPr>
                 <w:b/>
@@ -6836,6 +7613,9 @@
             <w:tcW w:type="dxa" w:w="2160"/>
           </w:tcPr>
           <w:p>
+            <w:pPr>
+              <w:keepNext/>
+            </w:pPr>
             <w:r>
               <w:rPr>
                 <w:sz w:val="18"/>
@@ -6849,6 +7629,9 @@
             <w:tcW w:type="dxa" w:w="2160"/>
           </w:tcPr>
           <w:p>
+            <w:pPr>
+              <w:keepNext/>
+            </w:pPr>
             <w:r>
               <w:rPr>
                 <w:sz w:val="18"/>
@@ -6862,6 +7645,9 @@
             <w:tcW w:type="dxa" w:w="2160"/>
           </w:tcPr>
           <w:p>
+            <w:pPr>
+              <w:keepNext/>
+            </w:pPr>
             <w:r>
               <w:rPr>
                 <w:sz w:val="18"/>
@@ -6875,6 +7661,9 @@
             <w:tcW w:type="dxa" w:w="2160"/>
           </w:tcPr>
           <w:p>
+            <w:pPr>
+              <w:keepNext/>
+            </w:pPr>
             <w:r>
               <w:rPr>
                 <w:sz w:val="18"/>
@@ -6893,6 +7682,9 @@
             <w:tcW w:type="dxa" w:w="2160"/>
           </w:tcPr>
           <w:p>
+            <w:pPr>
+              <w:keepNext/>
+            </w:pPr>
             <w:r>
               <w:rPr>
                 <w:sz w:val="18"/>
@@ -6906,6 +7698,9 @@
             <w:tcW w:type="dxa" w:w="2160"/>
           </w:tcPr>
           <w:p>
+            <w:pPr>
+              <w:keepNext/>
+            </w:pPr>
             <w:r>
               <w:rPr>
                 <w:sz w:val="18"/>
@@ -6919,6 +7714,9 @@
             <w:tcW w:type="dxa" w:w="2160"/>
           </w:tcPr>
           <w:p>
+            <w:pPr>
+              <w:keepNext/>
+            </w:pPr>
             <w:r>
               <w:rPr>
                 <w:sz w:val="18"/>
@@ -6932,6 +7730,9 @@
             <w:tcW w:type="dxa" w:w="2160"/>
           </w:tcPr>
           <w:p>
+            <w:pPr>
+              <w:keepNext/>
+            </w:pPr>
             <w:r>
               <w:rPr>
                 <w:sz w:val="18"/>
@@ -6950,6 +7751,9 @@
             <w:tcW w:type="dxa" w:w="2160"/>
           </w:tcPr>
           <w:p>
+            <w:pPr>
+              <w:keepNext/>
+            </w:pPr>
             <w:r>
               <w:rPr>
                 <w:sz w:val="18"/>
@@ -6963,6 +7767,9 @@
             <w:tcW w:type="dxa" w:w="2160"/>
           </w:tcPr>
           <w:p>
+            <w:pPr>
+              <w:keepNext/>
+            </w:pPr>
             <w:r>
               <w:rPr>
                 <w:sz w:val="18"/>
@@ -6976,6 +7783,9 @@
             <w:tcW w:type="dxa" w:w="2160"/>
           </w:tcPr>
           <w:p>
+            <w:pPr>
+              <w:keepNext/>
+            </w:pPr>
             <w:r>
               <w:rPr>
                 <w:sz w:val="18"/>
@@ -6989,6 +7799,9 @@
             <w:tcW w:type="dxa" w:w="2160"/>
           </w:tcPr>
           <w:p>
+            <w:pPr>
+              <w:keepNext/>
+            </w:pPr>
             <w:r>
               <w:rPr>
                 <w:sz w:val="18"/>
@@ -7007,6 +7820,9 @@
             <w:tcW w:type="dxa" w:w="2160"/>
           </w:tcPr>
           <w:p>
+            <w:pPr>
+              <w:keepNext/>
+            </w:pPr>
             <w:r>
               <w:rPr>
                 <w:sz w:val="18"/>
@@ -7020,6 +7836,9 @@
             <w:tcW w:type="dxa" w:w="2160"/>
           </w:tcPr>
           <w:p>
+            <w:pPr>
+              <w:keepNext/>
+            </w:pPr>
             <w:r>
               <w:rPr>
                 <w:sz w:val="18"/>
@@ -7033,6 +7852,9 @@
             <w:tcW w:type="dxa" w:w="2160"/>
           </w:tcPr>
           <w:p>
+            <w:pPr>
+              <w:keepNext/>
+            </w:pPr>
             <w:r>
               <w:rPr>
                 <w:sz w:val="18"/>
@@ -7046,6 +7868,9 @@
             <w:tcW w:type="dxa" w:w="2160"/>
           </w:tcPr>
           <w:p>
+            <w:pPr>
+              <w:keepNext/>
+            </w:pPr>
             <w:r>
               <w:rPr>
                 <w:sz w:val="18"/>
@@ -7145,6 +7970,9 @@
             <w:tcW w:type="dxa" w:w="2880"/>
           </w:tcPr>
           <w:p>
+            <w:pPr>
+              <w:keepNext/>
+            </w:pPr>
             <w:r>
               <w:rPr>
                 <w:b/>
@@ -7159,6 +7987,9 @@
             <w:tcW w:type="dxa" w:w="2880"/>
           </w:tcPr>
           <w:p>
+            <w:pPr>
+              <w:keepNext/>
+            </w:pPr>
             <w:r>
               <w:rPr>
                 <w:b/>
@@ -7173,6 +8004,9 @@
             <w:tcW w:type="dxa" w:w="2880"/>
           </w:tcPr>
           <w:p>
+            <w:pPr>
+              <w:keepNext/>
+            </w:pPr>
             <w:r>
               <w:rPr>
                 <w:b/>
@@ -7192,6 +8026,9 @@
             <w:tcW w:type="dxa" w:w="2880"/>
           </w:tcPr>
           <w:p>
+            <w:pPr>
+              <w:keepNext/>
+            </w:pPr>
             <w:r>
               <w:rPr>
                 <w:sz w:val="18"/>
@@ -7205,6 +8042,9 @@
             <w:tcW w:type="dxa" w:w="2880"/>
           </w:tcPr>
           <w:p>
+            <w:pPr>
+              <w:keepNext/>
+            </w:pPr>
             <w:r>
               <w:rPr>
                 <w:sz w:val="18"/>
@@ -7218,6 +8058,9 @@
             <w:tcW w:type="dxa" w:w="2880"/>
           </w:tcPr>
           <w:p>
+            <w:pPr>
+              <w:keepNext/>
+            </w:pPr>
             <w:r>
               <w:rPr>
                 <w:sz w:val="18"/>
@@ -7236,6 +8079,9 @@
             <w:tcW w:type="dxa" w:w="2880"/>
           </w:tcPr>
           <w:p>
+            <w:pPr>
+              <w:keepNext/>
+            </w:pPr>
             <w:r>
               <w:rPr>
                 <w:sz w:val="18"/>
@@ -7249,6 +8095,9 @@
             <w:tcW w:type="dxa" w:w="2880"/>
           </w:tcPr>
           <w:p>
+            <w:pPr>
+              <w:keepNext/>
+            </w:pPr>
             <w:r>
               <w:rPr>
                 <w:sz w:val="18"/>
@@ -7262,6 +8111,9 @@
             <w:tcW w:type="dxa" w:w="2880"/>
           </w:tcPr>
           <w:p>
+            <w:pPr>
+              <w:keepNext/>
+            </w:pPr>
             <w:r>
               <w:rPr>
                 <w:sz w:val="18"/>
@@ -7280,6 +8132,9 @@
             <w:tcW w:type="dxa" w:w="2880"/>
           </w:tcPr>
           <w:p>
+            <w:pPr>
+              <w:keepNext/>
+            </w:pPr>
             <w:r>
               <w:rPr>
                 <w:sz w:val="18"/>
@@ -7293,6 +8148,9 @@
             <w:tcW w:type="dxa" w:w="2880"/>
           </w:tcPr>
           <w:p>
+            <w:pPr>
+              <w:keepNext/>
+            </w:pPr>
             <w:r>
               <w:rPr>
                 <w:sz w:val="18"/>
@@ -7306,6 +8164,9 @@
             <w:tcW w:type="dxa" w:w="2880"/>
           </w:tcPr>
           <w:p>
+            <w:pPr>
+              <w:keepNext/>
+            </w:pPr>
             <w:r>
               <w:rPr>
                 <w:sz w:val="18"/>
@@ -7324,6 +8185,9 @@
             <w:tcW w:type="dxa" w:w="2880"/>
           </w:tcPr>
           <w:p>
+            <w:pPr>
+              <w:keepNext/>
+            </w:pPr>
             <w:r>
               <w:rPr>
                 <w:sz w:val="18"/>
@@ -7337,6 +8201,9 @@
             <w:tcW w:type="dxa" w:w="2880"/>
           </w:tcPr>
           <w:p>
+            <w:pPr>
+              <w:keepNext/>
+            </w:pPr>
             <w:r>
               <w:rPr>
                 <w:sz w:val="18"/>
@@ -7350,6 +8217,9 @@
             <w:tcW w:type="dxa" w:w="2880"/>
           </w:tcPr>
           <w:p>
+            <w:pPr>
+              <w:keepNext/>
+            </w:pPr>
             <w:r>
               <w:rPr>
                 <w:sz w:val="18"/>
@@ -7462,6 +8332,9 @@
             <w:tcW w:type="dxa" w:w="2880"/>
           </w:tcPr>
           <w:p>
+            <w:pPr>
+              <w:keepNext/>
+            </w:pPr>
             <w:r>
               <w:rPr>
                 <w:b/>
@@ -7476,6 +8349,9 @@
             <w:tcW w:type="dxa" w:w="2880"/>
           </w:tcPr>
           <w:p>
+            <w:pPr>
+              <w:keepNext/>
+            </w:pPr>
             <w:r>
               <w:rPr>
                 <w:b/>
@@ -7490,6 +8366,9 @@
             <w:tcW w:type="dxa" w:w="2880"/>
           </w:tcPr>
           <w:p>
+            <w:pPr>
+              <w:keepNext/>
+            </w:pPr>
             <w:r>
               <w:rPr>
                 <w:b/>
@@ -7509,6 +8388,9 @@
             <w:tcW w:type="dxa" w:w="2880"/>
           </w:tcPr>
           <w:p>
+            <w:pPr>
+              <w:keepNext/>
+            </w:pPr>
             <w:r>
               <w:rPr>
                 <w:sz w:val="18"/>
@@ -7522,6 +8404,9 @@
             <w:tcW w:type="dxa" w:w="2880"/>
           </w:tcPr>
           <w:p>
+            <w:pPr>
+              <w:keepNext/>
+            </w:pPr>
             <w:r>
               <w:rPr>
                 <w:sz w:val="18"/>
@@ -7535,6 +8420,9 @@
             <w:tcW w:type="dxa" w:w="2880"/>
           </w:tcPr>
           <w:p>
+            <w:pPr>
+              <w:keepNext/>
+            </w:pPr>
             <w:r>
               <w:rPr>
                 <w:sz w:val="18"/>
@@ -7553,6 +8441,9 @@
             <w:tcW w:type="dxa" w:w="2880"/>
           </w:tcPr>
           <w:p>
+            <w:pPr>
+              <w:keepNext/>
+            </w:pPr>
             <w:r>
               <w:rPr>
                 <w:sz w:val="18"/>
@@ -7566,6 +8457,9 @@
             <w:tcW w:type="dxa" w:w="2880"/>
           </w:tcPr>
           <w:p>
+            <w:pPr>
+              <w:keepNext/>
+            </w:pPr>
             <w:r>
               <w:rPr>
                 <w:sz w:val="18"/>
@@ -7579,6 +8473,9 @@
             <w:tcW w:type="dxa" w:w="2880"/>
           </w:tcPr>
           <w:p>
+            <w:pPr>
+              <w:keepNext/>
+            </w:pPr>
             <w:r>
               <w:rPr>
                 <w:sz w:val="18"/>
@@ -7665,6 +8562,9 @@
             <w:tcW w:type="dxa" w:w="2880"/>
           </w:tcPr>
           <w:p>
+            <w:pPr>
+              <w:keepNext/>
+            </w:pPr>
             <w:r>
               <w:rPr>
                 <w:b/>
@@ -7679,6 +8579,9 @@
             <w:tcW w:type="dxa" w:w="2880"/>
           </w:tcPr>
           <w:p>
+            <w:pPr>
+              <w:keepNext/>
+            </w:pPr>
             <w:r>
               <w:rPr>
                 <w:b/>
@@ -7693,6 +8596,9 @@
             <w:tcW w:type="dxa" w:w="2880"/>
           </w:tcPr>
           <w:p>
+            <w:pPr>
+              <w:keepNext/>
+            </w:pPr>
             <w:r>
               <w:rPr>
                 <w:b/>
@@ -7712,6 +8618,9 @@
             <w:tcW w:type="dxa" w:w="2880"/>
           </w:tcPr>
           <w:p>
+            <w:pPr>
+              <w:keepNext/>
+            </w:pPr>
             <w:r>
               <w:rPr>
                 <w:sz w:val="18"/>
@@ -7725,6 +8634,9 @@
             <w:tcW w:type="dxa" w:w="2880"/>
           </w:tcPr>
           <w:p>
+            <w:pPr>
+              <w:keepNext/>
+            </w:pPr>
             <w:r>
               <w:rPr>
                 <w:sz w:val="18"/>
@@ -7738,6 +8650,9 @@
             <w:tcW w:type="dxa" w:w="2880"/>
           </w:tcPr>
           <w:p>
+            <w:pPr>
+              <w:keepNext/>
+            </w:pPr>
             <w:r>
               <w:rPr>
                 <w:sz w:val="18"/>
@@ -7756,6 +8671,9 @@
             <w:tcW w:type="dxa" w:w="2880"/>
           </w:tcPr>
           <w:p>
+            <w:pPr>
+              <w:keepNext/>
+            </w:pPr>
             <w:r>
               <w:rPr>
                 <w:sz w:val="18"/>
@@ -7769,6 +8687,9 @@
             <w:tcW w:type="dxa" w:w="2880"/>
           </w:tcPr>
           <w:p>
+            <w:pPr>
+              <w:keepNext/>
+            </w:pPr>
             <w:r>
               <w:rPr>
                 <w:sz w:val="18"/>
@@ -7782,6 +8703,9 @@
             <w:tcW w:type="dxa" w:w="2880"/>
           </w:tcPr>
           <w:p>
+            <w:pPr>
+              <w:keepNext/>
+            </w:pPr>
             <w:r>
               <w:rPr>
                 <w:sz w:val="18"/>
@@ -7900,6 +8824,9 @@
             <w:tcW w:type="dxa" w:w="4320"/>
           </w:tcPr>
           <w:p>
+            <w:pPr>
+              <w:keepNext/>
+            </w:pPr>
             <w:r>
               <w:rPr>
                 <w:b/>
@@ -7914,6 +8841,9 @@
             <w:tcW w:type="dxa" w:w="4320"/>
           </w:tcPr>
           <w:p>
+            <w:pPr>
+              <w:keepNext/>
+            </w:pPr>
             <w:r>
               <w:rPr>
                 <w:b/>
@@ -7933,6 +8863,9 @@
             <w:tcW w:type="dxa" w:w="4320"/>
           </w:tcPr>
           <w:p>
+            <w:pPr>
+              <w:keepNext/>
+            </w:pPr>
             <w:r>
               <w:rPr>
                 <w:sz w:val="18"/>
@@ -7946,6 +8879,9 @@
             <w:tcW w:type="dxa" w:w="4320"/>
           </w:tcPr>
           <w:p>
+            <w:pPr>
+              <w:keepNext/>
+            </w:pPr>
             <w:r>
               <w:rPr>
                 <w:sz w:val="18"/>
@@ -7964,6 +8900,9 @@
             <w:tcW w:type="dxa" w:w="4320"/>
           </w:tcPr>
           <w:p>
+            <w:pPr>
+              <w:keepNext/>
+            </w:pPr>
             <w:r>
               <w:rPr>
                 <w:sz w:val="18"/>
@@ -7977,6 +8916,9 @@
             <w:tcW w:type="dxa" w:w="4320"/>
           </w:tcPr>
           <w:p>
+            <w:pPr>
+              <w:keepNext/>
+            </w:pPr>
             <w:r>
               <w:rPr>
                 <w:sz w:val="18"/>
@@ -7995,6 +8937,9 @@
             <w:tcW w:type="dxa" w:w="4320"/>
           </w:tcPr>
           <w:p>
+            <w:pPr>
+              <w:keepNext/>
+            </w:pPr>
             <w:r>
               <w:rPr>
                 <w:sz w:val="18"/>
@@ -8008,6 +8953,9 @@
             <w:tcW w:type="dxa" w:w="4320"/>
           </w:tcPr>
           <w:p>
+            <w:pPr>
+              <w:keepNext/>
+            </w:pPr>
             <w:r>
               <w:rPr>
                 <w:sz w:val="18"/>
@@ -8026,6 +8974,9 @@
             <w:tcW w:type="dxa" w:w="4320"/>
           </w:tcPr>
           <w:p>
+            <w:pPr>
+              <w:keepNext/>
+            </w:pPr>
             <w:r>
               <w:rPr>
                 <w:sz w:val="18"/>
@@ -8039,6 +8990,9 @@
             <w:tcW w:type="dxa" w:w="4320"/>
           </w:tcPr>
           <w:p>
+            <w:pPr>
+              <w:keepNext/>
+            </w:pPr>
             <w:r>
               <w:rPr>
                 <w:sz w:val="18"/>
@@ -8057,6 +9011,9 @@
             <w:tcW w:type="dxa" w:w="4320"/>
           </w:tcPr>
           <w:p>
+            <w:pPr>
+              <w:keepNext/>
+            </w:pPr>
             <w:r>
               <w:rPr>
                 <w:sz w:val="18"/>
@@ -8070,6 +9027,9 @@
             <w:tcW w:type="dxa" w:w="4320"/>
           </w:tcPr>
           <w:p>
+            <w:pPr>
+              <w:keepNext/>
+            </w:pPr>
             <w:r>
               <w:rPr>
                 <w:sz w:val="18"/>
@@ -8088,6 +9048,9 @@
             <w:tcW w:type="dxa" w:w="4320"/>
           </w:tcPr>
           <w:p>
+            <w:pPr>
+              <w:keepNext/>
+            </w:pPr>
             <w:r>
               <w:rPr>
                 <w:sz w:val="18"/>
@@ -8101,6 +9064,9 @@
             <w:tcW w:type="dxa" w:w="4320"/>
           </w:tcPr>
           <w:p>
+            <w:pPr>
+              <w:keepNext/>
+            </w:pPr>
             <w:r>
               <w:rPr>
                 <w:sz w:val="18"/>
@@ -8252,6 +9218,9 @@
             <w:tcW w:type="dxa" w:w="2160"/>
           </w:tcPr>
           <w:p>
+            <w:pPr>
+              <w:keepNext/>
+            </w:pPr>
             <w:r>
               <w:rPr>
                 <w:b/>
@@ -8266,6 +9235,9 @@
             <w:tcW w:type="dxa" w:w="2160"/>
           </w:tcPr>
           <w:p>
+            <w:pPr>
+              <w:keepNext/>
+            </w:pPr>
             <w:r>
               <w:rPr>
                 <w:b/>
@@ -8280,6 +9252,9 @@
             <w:tcW w:type="dxa" w:w="2160"/>
           </w:tcPr>
           <w:p>
+            <w:pPr>
+              <w:keepNext/>
+            </w:pPr>
             <w:r>
               <w:rPr>
                 <w:b/>
@@ -8294,6 +9269,9 @@
             <w:tcW w:type="dxa" w:w="2160"/>
           </w:tcPr>
           <w:p>
+            <w:pPr>
+              <w:keepNext/>
+            </w:pPr>
             <w:r>
               <w:rPr>
                 <w:b/>
@@ -8313,6 +9291,9 @@
             <w:tcW w:type="dxa" w:w="2160"/>
           </w:tcPr>
           <w:p>
+            <w:pPr>
+              <w:keepNext/>
+            </w:pPr>
             <w:r>
               <w:rPr>
                 <w:sz w:val="18"/>
@@ -8326,6 +9307,9 @@
             <w:tcW w:type="dxa" w:w="2160"/>
           </w:tcPr>
           <w:p>
+            <w:pPr>
+              <w:keepNext/>
+            </w:pPr>
             <w:r>
               <w:rPr>
                 <w:sz w:val="18"/>
@@ -8339,6 +9323,9 @@
             <w:tcW w:type="dxa" w:w="2160"/>
           </w:tcPr>
           <w:p>
+            <w:pPr>
+              <w:keepNext/>
+            </w:pPr>
             <w:r>
               <w:rPr>
                 <w:sz w:val="18"/>
@@ -8352,6 +9339,9 @@
             <w:tcW w:type="dxa" w:w="2160"/>
           </w:tcPr>
           <w:p>
+            <w:pPr>
+              <w:keepNext/>
+            </w:pPr>
             <w:r>
               <w:rPr>
                 <w:sz w:val="18"/>
@@ -8370,6 +9360,9 @@
             <w:tcW w:type="dxa" w:w="2160"/>
           </w:tcPr>
           <w:p>
+            <w:pPr>
+              <w:keepNext/>
+            </w:pPr>
             <w:r>
               <w:rPr>
                 <w:sz w:val="18"/>
@@ -8383,6 +9376,9 @@
             <w:tcW w:type="dxa" w:w="2160"/>
           </w:tcPr>
           <w:p>
+            <w:pPr>
+              <w:keepNext/>
+            </w:pPr>
             <w:r>
               <w:rPr>
                 <w:sz w:val="18"/>
@@ -8396,6 +9392,9 @@
             <w:tcW w:type="dxa" w:w="2160"/>
           </w:tcPr>
           <w:p>
+            <w:pPr>
+              <w:keepNext/>
+            </w:pPr>
             <w:r>
               <w:rPr>
                 <w:sz w:val="18"/>
@@ -8409,6 +9408,9 @@
             <w:tcW w:type="dxa" w:w="2160"/>
           </w:tcPr>
           <w:p>
+            <w:pPr>
+              <w:keepNext/>
+            </w:pPr>
             <w:r>
               <w:rPr>
                 <w:sz w:val="18"/>
@@ -8589,6 +9591,9 @@
             <w:tcW w:type="dxa" w:w="2880"/>
           </w:tcPr>
           <w:p>
+            <w:pPr>
+              <w:keepNext/>
+            </w:pPr>
             <w:r>
               <w:rPr>
                 <w:b/>
@@ -8603,6 +9608,9 @@
             <w:tcW w:type="dxa" w:w="2880"/>
           </w:tcPr>
           <w:p>
+            <w:pPr>
+              <w:keepNext/>
+            </w:pPr>
             <w:r>
               <w:rPr>
                 <w:b/>
@@ -8617,6 +9625,9 @@
             <w:tcW w:type="dxa" w:w="2880"/>
           </w:tcPr>
           <w:p>
+            <w:pPr>
+              <w:keepNext/>
+            </w:pPr>
             <w:r>
               <w:rPr>
                 <w:b/>
@@ -8636,6 +9647,9 @@
             <w:tcW w:type="dxa" w:w="2880"/>
           </w:tcPr>
           <w:p>
+            <w:pPr>
+              <w:keepNext/>
+            </w:pPr>
             <w:r>
               <w:rPr>
                 <w:sz w:val="18"/>
@@ -8649,6 +9663,9 @@
             <w:tcW w:type="dxa" w:w="2880"/>
           </w:tcPr>
           <w:p>
+            <w:pPr>
+              <w:keepNext/>
+            </w:pPr>
             <w:r>
               <w:rPr>
                 <w:sz w:val="18"/>
@@ -8662,6 +9679,9 @@
             <w:tcW w:type="dxa" w:w="2880"/>
           </w:tcPr>
           <w:p>
+            <w:pPr>
+              <w:keepNext/>
+            </w:pPr>
             <w:r>
               <w:rPr>
                 <w:sz w:val="18"/>
@@ -8680,6 +9700,9 @@
             <w:tcW w:type="dxa" w:w="2880"/>
           </w:tcPr>
           <w:p>
+            <w:pPr>
+              <w:keepNext/>
+            </w:pPr>
             <w:r>
               <w:rPr>
                 <w:sz w:val="18"/>
@@ -8693,6 +9716,9 @@
             <w:tcW w:type="dxa" w:w="2880"/>
           </w:tcPr>
           <w:p>
+            <w:pPr>
+              <w:keepNext/>
+            </w:pPr>
             <w:r>
               <w:rPr>
                 <w:sz w:val="18"/>
@@ -8706,6 +9732,9 @@
             <w:tcW w:type="dxa" w:w="2880"/>
           </w:tcPr>
           <w:p>
+            <w:pPr>
+              <w:keepNext/>
+            </w:pPr>
             <w:r>
               <w:rPr>
                 <w:sz w:val="18"/>
@@ -8986,6 +10015,9 @@
             <w:tcW w:type="dxa" w:w="2160"/>
           </w:tcPr>
           <w:p>
+            <w:pPr>
+              <w:keepNext/>
+            </w:pPr>
             <w:r>
               <w:rPr>
                 <w:b/>
@@ -9000,6 +10032,9 @@
             <w:tcW w:type="dxa" w:w="2160"/>
           </w:tcPr>
           <w:p>
+            <w:pPr>
+              <w:keepNext/>
+            </w:pPr>
             <w:r>
               <w:rPr>
                 <w:b/>
@@ -9014,6 +10049,9 @@
             <w:tcW w:type="dxa" w:w="2160"/>
           </w:tcPr>
           <w:p>
+            <w:pPr>
+              <w:keepNext/>
+            </w:pPr>
             <w:r>
               <w:rPr>
                 <w:b/>
@@ -9028,6 +10066,9 @@
             <w:tcW w:type="dxa" w:w="2160"/>
           </w:tcPr>
           <w:p>
+            <w:pPr>
+              <w:keepNext/>
+            </w:pPr>
             <w:r>
               <w:rPr>
                 <w:b/>
@@ -9047,6 +10088,9 @@
             <w:tcW w:type="dxa" w:w="2160"/>
           </w:tcPr>
           <w:p>
+            <w:pPr>
+              <w:keepNext/>
+            </w:pPr>
             <w:r>
               <w:rPr>
                 <w:sz w:val="18"/>
@@ -9060,6 +10104,9 @@
             <w:tcW w:type="dxa" w:w="2160"/>
           </w:tcPr>
           <w:p>
+            <w:pPr>
+              <w:keepNext/>
+            </w:pPr>
             <w:r>
               <w:rPr>
                 <w:sz w:val="18"/>
@@ -9073,6 +10120,9 @@
             <w:tcW w:type="dxa" w:w="2160"/>
           </w:tcPr>
           <w:p>
+            <w:pPr>
+              <w:keepNext/>
+            </w:pPr>
             <w:r>
               <w:rPr>
                 <w:sz w:val="18"/>
@@ -9086,6 +10136,9 @@
             <w:tcW w:type="dxa" w:w="2160"/>
           </w:tcPr>
           <w:p>
+            <w:pPr>
+              <w:keepNext/>
+            </w:pPr>
             <w:r>
               <w:rPr>
                 <w:sz w:val="18"/>
@@ -9104,6 +10157,9 @@
             <w:tcW w:type="dxa" w:w="2160"/>
           </w:tcPr>
           <w:p>
+            <w:pPr>
+              <w:keepNext/>
+            </w:pPr>
             <w:r>
               <w:rPr>
                 <w:sz w:val="18"/>
@@ -9117,6 +10173,9 @@
             <w:tcW w:type="dxa" w:w="2160"/>
           </w:tcPr>
           <w:p>
+            <w:pPr>
+              <w:keepNext/>
+            </w:pPr>
             <w:r>
               <w:rPr>
                 <w:sz w:val="18"/>
@@ -9130,6 +10189,9 @@
             <w:tcW w:type="dxa" w:w="2160"/>
           </w:tcPr>
           <w:p>
+            <w:pPr>
+              <w:keepNext/>
+            </w:pPr>
             <w:r>
               <w:rPr>
                 <w:sz w:val="18"/>
@@ -9143,6 +10205,9 @@
             <w:tcW w:type="dxa" w:w="2160"/>
           </w:tcPr>
           <w:p>
+            <w:pPr>
+              <w:keepNext/>
+            </w:pPr>
             <w:r>
               <w:rPr>
                 <w:sz w:val="18"/>
@@ -9161,6 +10226,9 @@
             <w:tcW w:type="dxa" w:w="2160"/>
           </w:tcPr>
           <w:p>
+            <w:pPr>
+              <w:keepNext/>
+            </w:pPr>
             <w:r>
               <w:rPr>
                 <w:sz w:val="18"/>
@@ -9174,6 +10242,9 @@
             <w:tcW w:type="dxa" w:w="2160"/>
           </w:tcPr>
           <w:p>
+            <w:pPr>
+              <w:keepNext/>
+            </w:pPr>
             <w:r>
               <w:rPr>
                 <w:sz w:val="18"/>
@@ -9187,6 +10258,9 @@
             <w:tcW w:type="dxa" w:w="2160"/>
           </w:tcPr>
           <w:p>
+            <w:pPr>
+              <w:keepNext/>
+            </w:pPr>
             <w:r>
               <w:rPr>
                 <w:sz w:val="18"/>
@@ -9200,6 +10274,9 @@
             <w:tcW w:type="dxa" w:w="2160"/>
           </w:tcPr>
           <w:p>
+            <w:pPr>
+              <w:keepNext/>
+            </w:pPr>
             <w:r>
               <w:rPr>
                 <w:sz w:val="18"/>
@@ -9218,6 +10295,9 @@
             <w:tcW w:type="dxa" w:w="2160"/>
           </w:tcPr>
           <w:p>
+            <w:pPr>
+              <w:keepNext/>
+            </w:pPr>
             <w:r>
               <w:rPr>
                 <w:sz w:val="18"/>
@@ -9231,6 +10311,9 @@
             <w:tcW w:type="dxa" w:w="2160"/>
           </w:tcPr>
           <w:p>
+            <w:pPr>
+              <w:keepNext/>
+            </w:pPr>
             <w:r>
               <w:rPr>
                 <w:sz w:val="18"/>
@@ -9244,6 +10327,9 @@
             <w:tcW w:type="dxa" w:w="2160"/>
           </w:tcPr>
           <w:p>
+            <w:pPr>
+              <w:keepNext/>
+            </w:pPr>
             <w:r>
               <w:rPr>
                 <w:sz w:val="18"/>
@@ -9257,6 +10343,9 @@
             <w:tcW w:type="dxa" w:w="2160"/>
           </w:tcPr>
           <w:p>
+            <w:pPr>
+              <w:keepNext/>
+            </w:pPr>
             <w:r>
               <w:rPr>
                 <w:sz w:val="18"/>
@@ -9439,6 +10528,9 @@
             <w:tcW w:type="dxa" w:w="2160"/>
           </w:tcPr>
           <w:p>
+            <w:pPr>
+              <w:keepNext/>
+            </w:pPr>
             <w:r>
               <w:rPr>
                 <w:b/>
@@ -9453,6 +10545,9 @@
             <w:tcW w:type="dxa" w:w="2160"/>
           </w:tcPr>
           <w:p>
+            <w:pPr>
+              <w:keepNext/>
+            </w:pPr>
             <w:r>
               <w:rPr>
                 <w:b/>
@@ -9467,6 +10562,9 @@
             <w:tcW w:type="dxa" w:w="2160"/>
           </w:tcPr>
           <w:p>
+            <w:pPr>
+              <w:keepNext/>
+            </w:pPr>
             <w:r>
               <w:rPr>
                 <w:b/>
@@ -9481,6 +10579,9 @@
             <w:tcW w:type="dxa" w:w="2160"/>
           </w:tcPr>
           <w:p>
+            <w:pPr>
+              <w:keepNext/>
+            </w:pPr>
             <w:r>
               <w:rPr>
                 <w:b/>
@@ -9500,6 +10601,9 @@
             <w:tcW w:type="dxa" w:w="2160"/>
           </w:tcPr>
           <w:p>
+            <w:pPr>
+              <w:keepNext/>
+            </w:pPr>
             <w:r>
               <w:rPr>
                 <w:sz w:val="18"/>
@@ -9513,6 +10617,9 @@
             <w:tcW w:type="dxa" w:w="2160"/>
           </w:tcPr>
           <w:p>
+            <w:pPr>
+              <w:keepNext/>
+            </w:pPr>
             <w:r>
               <w:rPr>
                 <w:sz w:val="18"/>
@@ -9526,6 +10633,9 @@
             <w:tcW w:type="dxa" w:w="2160"/>
           </w:tcPr>
           <w:p>
+            <w:pPr>
+              <w:keepNext/>
+            </w:pPr>
             <w:r>
               <w:rPr>
                 <w:sz w:val="18"/>
@@ -9539,6 +10649,9 @@
             <w:tcW w:type="dxa" w:w="2160"/>
           </w:tcPr>
           <w:p>
+            <w:pPr>
+              <w:keepNext/>
+            </w:pPr>
             <w:r>
               <w:rPr>
                 <w:sz w:val="18"/>
@@ -9557,6 +10670,9 @@
             <w:tcW w:type="dxa" w:w="2160"/>
           </w:tcPr>
           <w:p>
+            <w:pPr>
+              <w:keepNext/>
+            </w:pPr>
             <w:r>
               <w:rPr>
                 <w:sz w:val="18"/>
@@ -9570,6 +10686,9 @@
             <w:tcW w:type="dxa" w:w="2160"/>
           </w:tcPr>
           <w:p>
+            <w:pPr>
+              <w:keepNext/>
+            </w:pPr>
             <w:r>
               <w:rPr>
                 <w:sz w:val="18"/>
@@ -9583,6 +10702,9 @@
             <w:tcW w:type="dxa" w:w="2160"/>
           </w:tcPr>
           <w:p>
+            <w:pPr>
+              <w:keepNext/>
+            </w:pPr>
             <w:r>
               <w:rPr>
                 <w:sz w:val="18"/>
@@ -9596,6 +10718,9 @@
             <w:tcW w:type="dxa" w:w="2160"/>
           </w:tcPr>
           <w:p>
+            <w:pPr>
+              <w:keepNext/>
+            </w:pPr>
             <w:r>
               <w:rPr>
                 <w:sz w:val="18"/>
@@ -9614,6 +10739,9 @@
             <w:tcW w:type="dxa" w:w="2160"/>
           </w:tcPr>
           <w:p>
+            <w:pPr>
+              <w:keepNext/>
+            </w:pPr>
             <w:r>
               <w:rPr>
                 <w:sz w:val="18"/>
@@ -9627,6 +10755,9 @@
             <w:tcW w:type="dxa" w:w="2160"/>
           </w:tcPr>
           <w:p>
+            <w:pPr>
+              <w:keepNext/>
+            </w:pPr>
             <w:r>
               <w:rPr>
                 <w:sz w:val="18"/>
@@ -9640,6 +10771,9 @@
             <w:tcW w:type="dxa" w:w="2160"/>
           </w:tcPr>
           <w:p>
+            <w:pPr>
+              <w:keepNext/>
+            </w:pPr>
             <w:r>
               <w:rPr>
                 <w:sz w:val="18"/>
@@ -9653,6 +10787,9 @@
             <w:tcW w:type="dxa" w:w="2160"/>
           </w:tcPr>
           <w:p>
+            <w:pPr>
+              <w:keepNext/>
+            </w:pPr>
             <w:r>
               <w:rPr>
                 <w:sz w:val="18"/>
@@ -9671,6 +10808,9 @@
             <w:tcW w:type="dxa" w:w="2160"/>
           </w:tcPr>
           <w:p>
+            <w:pPr>
+              <w:keepNext/>
+            </w:pPr>
             <w:r>
               <w:rPr>
                 <w:sz w:val="18"/>
@@ -9684,6 +10824,9 @@
             <w:tcW w:type="dxa" w:w="2160"/>
           </w:tcPr>
           <w:p>
+            <w:pPr>
+              <w:keepNext/>
+            </w:pPr>
             <w:r>
               <w:rPr>
                 <w:sz w:val="18"/>
@@ -9697,6 +10840,9 @@
             <w:tcW w:type="dxa" w:w="2160"/>
           </w:tcPr>
           <w:p>
+            <w:pPr>
+              <w:keepNext/>
+            </w:pPr>
             <w:r>
               <w:rPr>
                 <w:sz w:val="18"/>
@@ -9710,6 +10856,9 @@
             <w:tcW w:type="dxa" w:w="2160"/>
           </w:tcPr>
           <w:p>
+            <w:pPr>
+              <w:keepNext/>
+            </w:pPr>
             <w:r>
               <w:rPr>
                 <w:sz w:val="18"/>
@@ -9799,6 +10948,9 @@
             <w:tcW w:type="dxa" w:w="2880"/>
           </w:tcPr>
           <w:p>
+            <w:pPr>
+              <w:keepNext/>
+            </w:pPr>
             <w:r>
               <w:rPr>
                 <w:b/>
@@ -9813,6 +10965,9 @@
             <w:tcW w:type="dxa" w:w="2880"/>
           </w:tcPr>
           <w:p>
+            <w:pPr>
+              <w:keepNext/>
+            </w:pPr>
             <w:r>
               <w:rPr>
                 <w:b/>
@@ -9827,6 +10982,9 @@
             <w:tcW w:type="dxa" w:w="2880"/>
           </w:tcPr>
           <w:p>
+            <w:pPr>
+              <w:keepNext/>
+            </w:pPr>
             <w:r>
               <w:rPr>
                 <w:b/>
@@ -9846,6 +11004,9 @@
             <w:tcW w:type="dxa" w:w="2880"/>
           </w:tcPr>
           <w:p>
+            <w:pPr>
+              <w:keepNext/>
+            </w:pPr>
             <w:r>
               <w:rPr>
                 <w:sz w:val="18"/>
@@ -9859,6 +11020,9 @@
             <w:tcW w:type="dxa" w:w="2880"/>
           </w:tcPr>
           <w:p>
+            <w:pPr>
+              <w:keepNext/>
+            </w:pPr>
             <w:r>
               <w:rPr>
                 <w:sz w:val="18"/>
@@ -9872,6 +11036,9 @@
             <w:tcW w:type="dxa" w:w="2880"/>
           </w:tcPr>
           <w:p>
+            <w:pPr>
+              <w:keepNext/>
+            </w:pPr>
             <w:r>
               <w:rPr>
                 <w:sz w:val="18"/>
@@ -9890,6 +11057,9 @@
             <w:tcW w:type="dxa" w:w="2880"/>
           </w:tcPr>
           <w:p>
+            <w:pPr>
+              <w:keepNext/>
+            </w:pPr>
             <w:r>
               <w:rPr>
                 <w:sz w:val="18"/>
@@ -9903,6 +11073,9 @@
             <w:tcW w:type="dxa" w:w="2880"/>
           </w:tcPr>
           <w:p>
+            <w:pPr>
+              <w:keepNext/>
+            </w:pPr>
             <w:r>
               <w:rPr>
                 <w:sz w:val="18"/>
@@ -9916,6 +11089,9 @@
             <w:tcW w:type="dxa" w:w="2880"/>
           </w:tcPr>
           <w:p>
+            <w:pPr>
+              <w:keepNext/>
+            </w:pPr>
             <w:r>
               <w:rPr>
                 <w:sz w:val="18"/>
@@ -9934,6 +11110,9 @@
             <w:tcW w:type="dxa" w:w="2880"/>
           </w:tcPr>
           <w:p>
+            <w:pPr>
+              <w:keepNext/>
+            </w:pPr>
             <w:r>
               <w:rPr>
                 <w:sz w:val="18"/>
@@ -9947,6 +11126,9 @@
             <w:tcW w:type="dxa" w:w="2880"/>
           </w:tcPr>
           <w:p>
+            <w:pPr>
+              <w:keepNext/>
+            </w:pPr>
             <w:r>
               <w:rPr>
                 <w:sz w:val="18"/>
@@ -9960,6 +11142,9 @@
             <w:tcW w:type="dxa" w:w="2880"/>
           </w:tcPr>
           <w:p>
+            <w:pPr>
+              <w:keepNext/>
+            </w:pPr>
             <w:r>
               <w:rPr>
                 <w:sz w:val="18"/>
